--- a/documents/versions_of_tool/core_and_pro_framework.docx
+++ b/documents/versions_of_tool/core_and_pro_framework.docx
@@ -4,6 +4,22 @@
   <w:body>
     <w:p>
       <w:pPr>
+        <w:pStyle w:val="Heading1"/>
+        <w:spacing w:before="240" w:after="120"/>
+        <w:ind w:hanging="0" w:start="0"/>
+        <w:rPr>
+          <w:rFonts w:ascii="Liberation Sans" w:hAnsi="Liberation Sans"/>
+          <w:b/>
+          <w:bCs/>
+        </w:rPr>
+      </w:pPr>
+      <w:r>
+        <w:rPr/>
+        <w:t>Repo</w:t>
+      </w:r>
+    </w:p>
+    <w:p>
+      <w:pPr>
         <w:pStyle w:val="BodyText"/>
         <w:bidi w:val="0"/>
         <w:jc w:val="start"/>
@@ -14,27 +30,6 @@
         </w:rPr>
       </w:pPr>
       <w:r>
-        <w:rPr>
-          <w:rFonts w:ascii="Liberation Sans" w:hAnsi="Liberation Sans"/>
-          <w:b/>
-          <w:bCs/>
-        </w:rPr>
-        <w:t>Repo</w:t>
-      </w:r>
-    </w:p>
-    <w:p>
-      <w:pPr>
-        <w:pStyle w:val="BodyText"/>
-        <w:bidi w:val="0"/>
-        <w:jc w:val="start"/>
-        <w:rPr>
-          <w:rFonts w:ascii="Liberation Sans" w:hAnsi="Liberation Sans"/>
-        </w:rPr>
-      </w:pPr>
-      <w:r>
-        <w:rPr>
-          <w:rFonts w:ascii="Liberation Sans" w:hAnsi="Liberation Sans"/>
-        </w:rPr>
         <w:drawing>
           <wp:anchor distT="0" distB="0" distL="0" distR="0" simplePos="0" relativeHeight="2" behindDoc="0" locked="0" layoutInCell="0" allowOverlap="1">
             <wp:simplePos x="0" y="0"/>
@@ -82,6 +77,14 @@
           </wp:anchor>
         </w:drawing>
       </w:r>
+      <w:r>
+        <w:rPr>
+          <w:rFonts w:ascii="Liberation Sans" w:hAnsi="Liberation Sans"/>
+          <w:b/>
+          <w:bCs/>
+        </w:rPr>
+        <w:t>build_products.py</w:t>
+      </w:r>
     </w:p>
     <w:p>
       <w:pPr>
@@ -90,9 +93,89 @@
         <w:jc w:val="start"/>
         <w:rPr>
           <w:rFonts w:ascii="Liberation Sans" w:hAnsi="Liberation Sans"/>
+        </w:rPr>
+      </w:pPr>
+      <w:r>
+        <w:rPr>
+          <w:rFonts w:ascii="Liberation Sans" w:hAnsi="Liberation Sans"/>
           <w:b/>
           <w:bCs/>
         </w:rPr>
+        <w:t>Core</w:t>
+      </w:r>
+      <w:r>
+        <w:rPr>
+          <w:rFonts w:ascii="Liberation Sans" w:hAnsi="Liberation Sans"/>
+        </w:rPr>
+        <w:t> </w:t>
+      </w:r>
+    </w:p>
+    <w:p>
+      <w:pPr>
+        <w:pStyle w:val="BodyText"/>
+        <w:bidi w:val="0"/>
+        <w:jc w:val="start"/>
+        <w:rPr>
+          <w:rFonts w:ascii="Liberation Sans" w:hAnsi="Liberation Sans"/>
+        </w:rPr>
+      </w:pPr>
+      <w:r>
+        <w:rPr>
+          <w:rFonts w:ascii="Liberation Sans" w:hAnsi="Liberation Sans"/>
+        </w:rPr>
+        <w:tab/>
+        <w:t>shared framework </w:t>
+      </w:r>
+    </w:p>
+    <w:p>
+      <w:pPr>
+        <w:pStyle w:val="BodyText"/>
+        <w:bidi w:val="0"/>
+        <w:jc w:val="start"/>
+        <w:rPr>
+          <w:rFonts w:ascii="Liberation Sans" w:hAnsi="Liberation Sans"/>
+        </w:rPr>
+      </w:pPr>
+      <w:r>
+        <w:rPr>
+          <w:rFonts w:ascii="Liberation Sans" w:hAnsi="Liberation Sans"/>
+        </w:rPr>
+        <w:tab/>
+        <w:t>+ shared checks </w:t>
+      </w:r>
+    </w:p>
+    <w:p>
+      <w:pPr>
+        <w:pStyle w:val="BodyText"/>
+        <w:bidi w:val="0"/>
+        <w:jc w:val="start"/>
+        <w:rPr>
+          <w:rFonts w:ascii="Liberation Sans" w:hAnsi="Liberation Sans"/>
+        </w:rPr>
+      </w:pPr>
+      <w:r>
+        <w:rPr>
+          <w:rFonts w:ascii="Liberation Sans" w:hAnsi="Liberation Sans"/>
+        </w:rPr>
+        <w:tab/>
+      </w:r>
+      <w:r>
+        <w:rPr>
+          <w:rFonts w:ascii="Liberation Sans" w:hAnsi="Liberation Sans"/>
+          <w:i/>
+          <w:iCs/>
+        </w:rPr>
+        <w:t>+ Core manifest</w:t>
+      </w:r>
+    </w:p>
+    <w:p>
+      <w:pPr>
+        <w:pStyle w:val="BodyText"/>
+        <w:bidi w:val="0"/>
+        <w:jc w:val="start"/>
+        <w:rPr>
+          <w:rFonts w:ascii="Liberation Sans" w:hAnsi="Liberation Sans"/>
+        </w:rPr>
       </w:pPr>
       <w:r>
         <w:rPr>
@@ -100,7 +183,13 @@
           <w:b/>
           <w:bCs/>
         </w:rPr>
-        <w:t>build_products.py</w:t>
+        <w:t>Pro</w:t>
+      </w:r>
+      <w:r>
+        <w:rPr>
+          <w:rFonts w:ascii="Liberation Sans" w:hAnsi="Liberation Sans"/>
+        </w:rPr>
+        <w:t> </w:t>
       </w:r>
     </w:p>
     <w:p>
@@ -115,16 +204,9 @@
       <w:r>
         <w:rPr>
           <w:rFonts w:ascii="Liberation Sans" w:hAnsi="Liberation Sans"/>
-          <w:b/>
-          <w:bCs/>
-        </w:rPr>
-        <w:t>Core</w:t>
-      </w:r>
-      <w:r>
-        <w:rPr>
-          <w:rFonts w:ascii="Liberation Sans" w:hAnsi="Liberation Sans"/>
-        </w:rPr>
-        <w:t> </w:t>
+        </w:rPr>
+        <w:tab/>
+        <w:t>shared framework </w:t>
       </w:r>
     </w:p>
     <w:p>
@@ -141,7 +223,7 @@
           <w:rFonts w:ascii="Liberation Sans" w:hAnsi="Liberation Sans"/>
         </w:rPr>
         <w:tab/>
-        <w:t>shared framework </w:t>
+        <w:t>+ shared checks </w:t>
       </w:r>
     </w:p>
     <w:p>
@@ -151,14 +233,18 @@
         <w:jc w:val="start"/>
         <w:rPr>
           <w:rFonts w:ascii="Liberation Sans" w:hAnsi="Liberation Sans"/>
-        </w:rPr>
-      </w:pPr>
-      <w:r>
-        <w:rPr>
-          <w:rFonts w:ascii="Liberation Sans" w:hAnsi="Liberation Sans"/>
+          <w:i/>
+          <w:iCs/>
+        </w:rPr>
+      </w:pPr>
+      <w:r>
+        <w:rPr>
+          <w:rFonts w:ascii="Liberation Sans" w:hAnsi="Liberation Sans"/>
+          <w:i/>
+          <w:iCs/>
         </w:rPr>
         <w:tab/>
-        <w:t>+ shared checks </w:t>
+        <w:t>+ Pro checks </w:t>
       </w:r>
     </w:p>
     <w:p>
@@ -168,21 +254,18 @@
         <w:jc w:val="start"/>
         <w:rPr>
           <w:rFonts w:ascii="Liberation Sans" w:hAnsi="Liberation Sans"/>
-        </w:rPr>
-      </w:pPr>
-      <w:r>
-        <w:rPr>
-          <w:rFonts w:ascii="Liberation Sans" w:hAnsi="Liberation Sans"/>
-        </w:rPr>
-        <w:tab/>
-      </w:r>
-      <w:r>
-        <w:rPr>
-          <w:rFonts w:ascii="Liberation Sans" w:hAnsi="Liberation Sans"/>
           <w:i/>
           <w:iCs/>
         </w:rPr>
-        <w:t>+ Core manifest</w:t>
+      </w:pPr>
+      <w:r>
+        <w:rPr>
+          <w:rFonts w:ascii="Liberation Sans" w:hAnsi="Liberation Sans"/>
+          <w:i/>
+          <w:iCs/>
+        </w:rPr>
+        <w:tab/>
+        <w:t>+ Pro features </w:t>
       </w:r>
     </w:p>
     <w:p>
@@ -192,64 +275,6 @@
         <w:jc w:val="start"/>
         <w:rPr>
           <w:rFonts w:ascii="Liberation Sans" w:hAnsi="Liberation Sans"/>
-        </w:rPr>
-      </w:pPr>
-      <w:r>
-        <w:rPr>
-          <w:rFonts w:ascii="Liberation Sans" w:hAnsi="Liberation Sans"/>
-          <w:b/>
-          <w:bCs/>
-        </w:rPr>
-        <w:t>Pro</w:t>
-      </w:r>
-      <w:r>
-        <w:rPr>
-          <w:rFonts w:ascii="Liberation Sans" w:hAnsi="Liberation Sans"/>
-        </w:rPr>
-        <w:t> </w:t>
-      </w:r>
-    </w:p>
-    <w:p>
-      <w:pPr>
-        <w:pStyle w:val="BodyText"/>
-        <w:bidi w:val="0"/>
-        <w:jc w:val="start"/>
-        <w:rPr>
-          <w:rFonts w:ascii="Liberation Sans" w:hAnsi="Liberation Sans"/>
-        </w:rPr>
-      </w:pPr>
-      <w:r>
-        <w:rPr>
-          <w:rFonts w:ascii="Liberation Sans" w:hAnsi="Liberation Sans"/>
-        </w:rPr>
-        <w:tab/>
-        <w:t>shared framework </w:t>
-      </w:r>
-    </w:p>
-    <w:p>
-      <w:pPr>
-        <w:pStyle w:val="BodyText"/>
-        <w:bidi w:val="0"/>
-        <w:jc w:val="start"/>
-        <w:rPr>
-          <w:rFonts w:ascii="Liberation Sans" w:hAnsi="Liberation Sans"/>
-        </w:rPr>
-      </w:pPr>
-      <w:r>
-        <w:rPr>
-          <w:rFonts w:ascii="Liberation Sans" w:hAnsi="Liberation Sans"/>
-        </w:rPr>
-        <w:tab/>
-        <w:t>+ shared checks </w:t>
-      </w:r>
-    </w:p>
-    <w:p>
-      <w:pPr>
-        <w:pStyle w:val="BodyText"/>
-        <w:bidi w:val="0"/>
-        <w:jc w:val="start"/>
-        <w:rPr>
-          <w:rFonts w:ascii="Liberation Sans" w:hAnsi="Liberation Sans"/>
           <w:i/>
           <w:iCs/>
         </w:rPr>
@@ -261,49 +286,2255 @@
           <w:iCs/>
         </w:rPr>
         <w:tab/>
-        <w:t>+ Pro checks </w:t>
+        <w:t>+ Pro manifest</w:t>
+      </w:r>
+    </w:p>
+    <w:p>
+      <w:pPr>
+        <w:pStyle w:val="Heading1"/>
+        <w:ind w:hanging="0" w:start="0"/>
+        <w:rPr/>
+      </w:pPr>
+      <w:r>
+        <w:rPr/>
+        <w:t>Dev and testing</w:t>
       </w:r>
     </w:p>
     <w:p>
       <w:pPr>
         <w:pStyle w:val="BodyText"/>
         <w:bidi w:val="0"/>
+        <w:spacing w:before="0" w:after="140"/>
         <w:jc w:val="start"/>
         <w:rPr>
           <w:rFonts w:ascii="Liberation Sans" w:hAnsi="Liberation Sans"/>
-          <w:i/>
-          <w:iCs/>
-        </w:rPr>
-      </w:pPr>
-      <w:r>
-        <w:rPr>
-          <w:rFonts w:ascii="Liberation Sans" w:hAnsi="Liberation Sans"/>
-          <w:i/>
-          <w:iCs/>
-        </w:rPr>
-        <w:tab/>
-        <w:t>+ Pro features </w:t>
+        </w:rPr>
+      </w:pPr>
+      <w:r>
+        <w:rPr>
+          <w:rFonts w:ascii="Liberation Sans" w:hAnsi="Liberation Sans"/>
+        </w:rPr>
       </w:r>
     </w:p>
     <w:p>
       <w:pPr>
         <w:pStyle w:val="BodyText"/>
         <w:bidi w:val="0"/>
+        <w:spacing w:before="0" w:after="140"/>
         <w:jc w:val="start"/>
         <w:rPr>
           <w:rFonts w:ascii="Liberation Sans" w:hAnsi="Liberation Sans"/>
-          <w:i/>
-          <w:iCs/>
-        </w:rPr>
-      </w:pPr>
-      <w:r>
-        <w:rPr>
-          <w:rFonts w:ascii="Liberation Sans" w:hAnsi="Liberation Sans"/>
-          <w:i/>
-          <w:iCs/>
-        </w:rPr>
-        <w:tab/>
-        <w:t>+ Pro manifest</w:t>
+        </w:rPr>
+      </w:pPr>
+      <w:r>
+        <w:rPr>
+          <w:rFonts w:ascii="Liberation Sans" w:hAnsi="Liberation Sans"/>
+        </w:rPr>
+        <w:t xml:space="preserve">You can keep using </w:t>
+      </w:r>
+      <w:r>
+        <w:rPr>
+          <w:rStyle w:val="SourceText"/>
+          <w:rFonts w:ascii="Liberation Sans" w:hAnsi="Liberation Sans"/>
+        </w:rPr>
+        <w:t>mklink</w:t>
+      </w:r>
+      <w:r>
+        <w:rPr>
+          <w:rFonts w:ascii="Liberation Sans" w:hAnsi="Liberation Sans"/>
+        </w:rPr>
+        <w:t xml:space="preserve"> for local development, but with the new Core/Pro source layout I would stop linking the whole repo root directly as one Blender add-on.</w:t>
+      </w:r>
+    </w:p>
+    <w:p>
+      <w:pPr>
+        <w:pStyle w:val="BodyText"/>
+        <w:rPr>
+          <w:rFonts w:ascii="Liberation Sans" w:hAnsi="Liberation Sans"/>
+        </w:rPr>
+      </w:pPr>
+      <w:r>
+        <w:rPr>
+          <w:rFonts w:ascii="Liberation Sans" w:hAnsi="Liberation Sans"/>
+        </w:rPr>
+        <w:t>I’d make the repo look something like this:</w:t>
+      </w:r>
+    </w:p>
+    <w:p>
+      <w:pPr>
+        <w:pStyle w:val="PreformattedText"/>
+        <w:spacing w:lineRule="auto" w:line="276" w:before="0" w:after="140"/>
+        <w:rPr>
+          <w:rFonts w:ascii="Liberation Sans" w:hAnsi="Liberation Sans" w:eastAsia="NSimSun" w:cs="Lucida Sans"/>
+          <w:sz w:val="24"/>
+          <w:szCs w:val="24"/>
+        </w:rPr>
+      </w:pPr>
+      <w:r>
+        <w:rPr>
+          <w:rStyle w:val="SourceText"/>
+          <w:rFonts w:ascii="Liberation Sans" w:hAnsi="Liberation Sans"/>
+          <w:sz w:val="24"/>
+          <w:szCs w:val="24"/>
+        </w:rPr>
+        <w:t>C:\Users\Scot Thomson\Documents\scriptronaut\</w:t>
+      </w:r>
+    </w:p>
+    <w:p>
+      <w:pPr>
+        <w:pStyle w:val="PreformattedText"/>
+        <w:spacing w:lineRule="auto" w:line="276" w:before="0" w:after="140"/>
+        <w:rPr>
+          <w:rFonts w:ascii="Liberation Sans" w:hAnsi="Liberation Sans" w:eastAsia="NSimSun" w:cs="Lucida Sans"/>
+          <w:sz w:val="24"/>
+          <w:szCs w:val="24"/>
+        </w:rPr>
+      </w:pPr>
+      <w:r>
+        <w:rPr>
+          <w:rStyle w:val="SourceText"/>
+          <w:rFonts w:ascii="Liberation Sans" w:hAnsi="Liberation Sans"/>
+          <w:sz w:val="24"/>
+          <w:szCs w:val="24"/>
+        </w:rPr>
+        <w:t>│</w:t>
+      </w:r>
+    </w:p>
+    <w:p>
+      <w:pPr>
+        <w:pStyle w:val="PreformattedText"/>
+        <w:spacing w:lineRule="auto" w:line="276" w:before="0" w:after="140"/>
+        <w:rPr>
+          <w:rFonts w:ascii="Liberation Sans" w:hAnsi="Liberation Sans" w:eastAsia="NSimSun" w:cs="Lucida Sans"/>
+          <w:sz w:val="24"/>
+          <w:szCs w:val="24"/>
+        </w:rPr>
+      </w:pPr>
+      <w:r>
+        <w:rPr>
+          <w:rStyle w:val="SourceText"/>
+          <w:rFonts w:ascii="Liberation Sans" w:hAnsi="Liberation Sans"/>
+          <w:sz w:val="24"/>
+          <w:szCs w:val="24"/>
+        </w:rPr>
+        <w:t xml:space="preserve">├── </w:t>
+      </w:r>
+      <w:r>
+        <w:rPr>
+          <w:rStyle w:val="SourceText"/>
+          <w:rFonts w:ascii="Liberation Sans" w:hAnsi="Liberation Sans"/>
+          <w:sz w:val="24"/>
+          <w:szCs w:val="24"/>
+        </w:rPr>
+        <w:t>.gitignore</w:t>
+      </w:r>
+    </w:p>
+    <w:p>
+      <w:pPr>
+        <w:pStyle w:val="PreformattedText"/>
+        <w:spacing w:lineRule="auto" w:line="276" w:before="0" w:after="140"/>
+        <w:rPr>
+          <w:rFonts w:ascii="Liberation Sans" w:hAnsi="Liberation Sans" w:eastAsia="NSimSun" w:cs="Lucida Sans"/>
+          <w:sz w:val="24"/>
+          <w:szCs w:val="24"/>
+        </w:rPr>
+      </w:pPr>
+      <w:r>
+        <w:rPr>
+          <w:rStyle w:val="SourceText"/>
+          <w:rFonts w:ascii="Liberation Sans" w:hAnsi="Liberation Sans"/>
+          <w:sz w:val="24"/>
+          <w:szCs w:val="24"/>
+        </w:rPr>
+        <w:t xml:space="preserve">├── </w:t>
+      </w:r>
+      <w:r>
+        <w:rPr>
+          <w:rStyle w:val="SourceText"/>
+          <w:rFonts w:ascii="Liberation Sans" w:hAnsi="Liberation Sans"/>
+          <w:sz w:val="24"/>
+          <w:szCs w:val="24"/>
+        </w:rPr>
+        <w:t>.gitattributes</w:t>
+      </w:r>
+    </w:p>
+    <w:p>
+      <w:pPr>
+        <w:pStyle w:val="PreformattedText"/>
+        <w:spacing w:lineRule="auto" w:line="276" w:before="0" w:after="140"/>
+        <w:rPr>
+          <w:rFonts w:ascii="Liberation Sans" w:hAnsi="Liberation Sans" w:eastAsia="NSimSun" w:cs="Lucida Sans"/>
+          <w:sz w:val="24"/>
+          <w:szCs w:val="24"/>
+        </w:rPr>
+      </w:pPr>
+      <w:r>
+        <w:rPr>
+          <w:rStyle w:val="SourceText"/>
+          <w:rFonts w:ascii="Liberation Sans" w:hAnsi="Liberation Sans"/>
+          <w:sz w:val="24"/>
+          <w:szCs w:val="24"/>
+        </w:rPr>
+        <w:t>│</w:t>
+      </w:r>
+    </w:p>
+    <w:p>
+      <w:pPr>
+        <w:pStyle w:val="PreformattedText"/>
+        <w:spacing w:lineRule="auto" w:line="276" w:before="0" w:after="140"/>
+        <w:rPr>
+          <w:rFonts w:ascii="Liberation Sans" w:hAnsi="Liberation Sans" w:eastAsia="NSimSun" w:cs="Lucida Sans"/>
+          <w:sz w:val="24"/>
+          <w:szCs w:val="24"/>
+        </w:rPr>
+      </w:pPr>
+      <w:r>
+        <w:rPr>
+          <w:rStyle w:val="SourceText"/>
+          <w:rFonts w:ascii="Liberation Sans" w:hAnsi="Liberation Sans"/>
+          <w:sz w:val="24"/>
+          <w:szCs w:val="24"/>
+        </w:rPr>
+        <w:t xml:space="preserve">└── </w:t>
+      </w:r>
+      <w:r>
+        <w:rPr>
+          <w:rStyle w:val="SourceText"/>
+          <w:rFonts w:ascii="Liberation Sans" w:hAnsi="Liberation Sans"/>
+          <w:sz w:val="24"/>
+          <w:szCs w:val="24"/>
+        </w:rPr>
+        <w:t>qc_checker\</w:t>
+      </w:r>
+    </w:p>
+    <w:p>
+      <w:pPr>
+        <w:pStyle w:val="PreformattedText"/>
+        <w:spacing w:lineRule="auto" w:line="276" w:before="0" w:after="140"/>
+        <w:rPr>
+          <w:rFonts w:ascii="Liberation Sans" w:hAnsi="Liberation Sans" w:eastAsia="NSimSun" w:cs="Lucida Sans"/>
+          <w:sz w:val="24"/>
+          <w:szCs w:val="24"/>
+        </w:rPr>
+      </w:pPr>
+      <w:r>
+        <w:rPr>
+          <w:rStyle w:val="SourceText"/>
+          <w:rFonts w:ascii="Liberation Sans" w:hAnsi="Liberation Sans"/>
+          <w:sz w:val="24"/>
+          <w:szCs w:val="24"/>
+        </w:rPr>
+        <w:t xml:space="preserve">    ├── </w:t>
+      </w:r>
+      <w:r>
+        <w:rPr>
+          <w:rStyle w:val="SourceText"/>
+          <w:rFonts w:ascii="Liberation Sans" w:hAnsi="Liberation Sans"/>
+          <w:sz w:val="24"/>
+          <w:szCs w:val="24"/>
+        </w:rPr>
+        <w:t>documentation\</w:t>
+      </w:r>
+    </w:p>
+    <w:p>
+      <w:pPr>
+        <w:pStyle w:val="PreformattedText"/>
+        <w:spacing w:lineRule="auto" w:line="276" w:before="0" w:after="140"/>
+        <w:rPr>
+          <w:rFonts w:ascii="Liberation Sans" w:hAnsi="Liberation Sans" w:eastAsia="NSimSun" w:cs="Lucida Sans"/>
+          <w:sz w:val="24"/>
+          <w:szCs w:val="24"/>
+        </w:rPr>
+      </w:pPr>
+      <w:r>
+        <w:rPr>
+          <w:rStyle w:val="SourceText"/>
+          <w:rFonts w:ascii="Liberation Sans" w:hAnsi="Liberation Sans"/>
+          <w:sz w:val="24"/>
+          <w:szCs w:val="24"/>
+        </w:rPr>
+        <w:t xml:space="preserve">    │</w:t>
+      </w:r>
+    </w:p>
+    <w:p>
+      <w:pPr>
+        <w:pStyle w:val="PreformattedText"/>
+        <w:spacing w:lineRule="auto" w:line="276" w:before="0" w:after="140"/>
+        <w:rPr>
+          <w:rFonts w:ascii="Liberation Sans" w:hAnsi="Liberation Sans" w:eastAsia="NSimSun" w:cs="Lucida Sans"/>
+          <w:sz w:val="24"/>
+          <w:szCs w:val="24"/>
+        </w:rPr>
+      </w:pPr>
+      <w:r>
+        <w:rPr>
+          <w:rStyle w:val="SourceText"/>
+          <w:rFonts w:ascii="Liberation Sans" w:hAnsi="Liberation Sans"/>
+          <w:sz w:val="24"/>
+          <w:szCs w:val="24"/>
+        </w:rPr>
+        <w:t xml:space="preserve">    ├── </w:t>
+      </w:r>
+      <w:r>
+        <w:rPr>
+          <w:rStyle w:val="SourceText"/>
+          <w:rFonts w:ascii="Liberation Sans" w:hAnsi="Liberation Sans"/>
+          <w:sz w:val="24"/>
+          <w:szCs w:val="24"/>
+        </w:rPr>
+        <w:t>shared\</w:t>
+      </w:r>
+    </w:p>
+    <w:p>
+      <w:pPr>
+        <w:pStyle w:val="PreformattedText"/>
+        <w:spacing w:lineRule="auto" w:line="276" w:before="0" w:after="140"/>
+        <w:rPr>
+          <w:rFonts w:ascii="Liberation Sans" w:hAnsi="Liberation Sans" w:eastAsia="NSimSun" w:cs="Lucida Sans"/>
+          <w:sz w:val="24"/>
+          <w:szCs w:val="24"/>
+        </w:rPr>
+      </w:pPr>
+      <w:r>
+        <w:rPr>
+          <w:rStyle w:val="SourceText"/>
+          <w:rFonts w:ascii="Liberation Sans" w:hAnsi="Liberation Sans"/>
+          <w:sz w:val="24"/>
+          <w:szCs w:val="24"/>
+        </w:rPr>
+        <w:t xml:space="preserve">    │   ├── </w:t>
+      </w:r>
+      <w:r>
+        <w:rPr>
+          <w:rStyle w:val="SourceText"/>
+          <w:rFonts w:ascii="Liberation Sans" w:hAnsi="Liberation Sans"/>
+          <w:sz w:val="24"/>
+          <w:szCs w:val="24"/>
+        </w:rPr>
+        <w:t>scriptronaut_qc\</w:t>
+      </w:r>
+    </w:p>
+    <w:p>
+      <w:pPr>
+        <w:pStyle w:val="PreformattedText"/>
+        <w:spacing w:lineRule="auto" w:line="276" w:before="0" w:after="140"/>
+        <w:rPr>
+          <w:rFonts w:ascii="Liberation Sans" w:hAnsi="Liberation Sans" w:eastAsia="NSimSun" w:cs="Lucida Sans"/>
+          <w:sz w:val="24"/>
+          <w:szCs w:val="24"/>
+        </w:rPr>
+      </w:pPr>
+      <w:r>
+        <w:rPr>
+          <w:rStyle w:val="SourceText"/>
+          <w:rFonts w:ascii="Liberation Sans" w:hAnsi="Liberation Sans"/>
+          <w:sz w:val="24"/>
+          <w:szCs w:val="24"/>
+        </w:rPr>
+        <w:t xml:space="preserve">    │   └── </w:t>
+      </w:r>
+      <w:r>
+        <w:rPr>
+          <w:rStyle w:val="SourceText"/>
+          <w:rFonts w:ascii="Liberation Sans" w:hAnsi="Liberation Sans"/>
+          <w:sz w:val="24"/>
+          <w:szCs w:val="24"/>
+        </w:rPr>
+        <w:t>checks\</w:t>
+      </w:r>
+    </w:p>
+    <w:p>
+      <w:pPr>
+        <w:pStyle w:val="PreformattedText"/>
+        <w:spacing w:lineRule="auto" w:line="276" w:before="0" w:after="140"/>
+        <w:rPr>
+          <w:rFonts w:ascii="Liberation Sans" w:hAnsi="Liberation Sans" w:eastAsia="NSimSun" w:cs="Lucida Sans"/>
+          <w:sz w:val="24"/>
+          <w:szCs w:val="24"/>
+        </w:rPr>
+      </w:pPr>
+      <w:r>
+        <w:rPr>
+          <w:rStyle w:val="SourceText"/>
+          <w:rFonts w:ascii="Liberation Sans" w:hAnsi="Liberation Sans"/>
+          <w:sz w:val="24"/>
+          <w:szCs w:val="24"/>
+        </w:rPr>
+        <w:t xml:space="preserve">    │</w:t>
+      </w:r>
+    </w:p>
+    <w:p>
+      <w:pPr>
+        <w:pStyle w:val="PreformattedText"/>
+        <w:spacing w:lineRule="auto" w:line="276" w:before="0" w:after="140"/>
+        <w:rPr>
+          <w:rFonts w:ascii="Liberation Sans" w:hAnsi="Liberation Sans" w:eastAsia="NSimSun" w:cs="Lucida Sans"/>
+          <w:sz w:val="24"/>
+          <w:szCs w:val="24"/>
+        </w:rPr>
+      </w:pPr>
+      <w:r>
+        <w:rPr>
+          <w:rStyle w:val="SourceText"/>
+          <w:rFonts w:ascii="Liberation Sans" w:hAnsi="Liberation Sans"/>
+          <w:sz w:val="24"/>
+          <w:szCs w:val="24"/>
+        </w:rPr>
+        <w:t xml:space="preserve">    ├── </w:t>
+      </w:r>
+      <w:r>
+        <w:rPr>
+          <w:rStyle w:val="SourceText"/>
+          <w:rFonts w:ascii="Liberation Sans" w:hAnsi="Liberation Sans"/>
+          <w:sz w:val="24"/>
+          <w:szCs w:val="24"/>
+        </w:rPr>
+        <w:t>core\</w:t>
+      </w:r>
+    </w:p>
+    <w:p>
+      <w:pPr>
+        <w:pStyle w:val="PreformattedText"/>
+        <w:spacing w:lineRule="auto" w:line="276" w:before="0" w:after="140"/>
+        <w:rPr>
+          <w:rFonts w:ascii="Liberation Sans" w:hAnsi="Liberation Sans" w:eastAsia="NSimSun" w:cs="Lucida Sans"/>
+          <w:sz w:val="24"/>
+          <w:szCs w:val="24"/>
+        </w:rPr>
+      </w:pPr>
+      <w:r>
+        <w:rPr>
+          <w:rStyle w:val="SourceText"/>
+          <w:rFonts w:ascii="Liberation Sans" w:hAnsi="Liberation Sans"/>
+          <w:sz w:val="24"/>
+          <w:szCs w:val="24"/>
+        </w:rPr>
+        <w:t xml:space="preserve">    │   ├── </w:t>
+      </w:r>
+      <w:r>
+        <w:rPr>
+          <w:rStyle w:val="SourceText"/>
+          <w:rFonts w:ascii="Liberation Sans" w:hAnsi="Liberation Sans"/>
+          <w:sz w:val="24"/>
+          <w:szCs w:val="24"/>
+        </w:rPr>
+        <w:t>__init__.py</w:t>
+      </w:r>
+    </w:p>
+    <w:p>
+      <w:pPr>
+        <w:pStyle w:val="PreformattedText"/>
+        <w:spacing w:lineRule="auto" w:line="276" w:before="0" w:after="140"/>
+        <w:rPr>
+          <w:rFonts w:ascii="Liberation Sans" w:hAnsi="Liberation Sans" w:eastAsia="NSimSun" w:cs="Lucida Sans"/>
+          <w:sz w:val="24"/>
+          <w:szCs w:val="24"/>
+        </w:rPr>
+      </w:pPr>
+      <w:r>
+        <w:rPr>
+          <w:rStyle w:val="SourceText"/>
+          <w:rFonts w:ascii="Liberation Sans" w:hAnsi="Liberation Sans"/>
+          <w:sz w:val="24"/>
+          <w:szCs w:val="24"/>
+        </w:rPr>
+        <w:t xml:space="preserve">    │   └── </w:t>
+      </w:r>
+      <w:r>
+        <w:rPr>
+          <w:rStyle w:val="SourceText"/>
+          <w:rFonts w:ascii="Liberation Sans" w:hAnsi="Liberation Sans"/>
+          <w:sz w:val="24"/>
+          <w:szCs w:val="24"/>
+        </w:rPr>
+        <w:t>blender_manifest.toml</w:t>
+      </w:r>
+    </w:p>
+    <w:p>
+      <w:pPr>
+        <w:pStyle w:val="PreformattedText"/>
+        <w:spacing w:lineRule="auto" w:line="276" w:before="0" w:after="140"/>
+        <w:rPr>
+          <w:rFonts w:ascii="Liberation Sans" w:hAnsi="Liberation Sans" w:eastAsia="NSimSun" w:cs="Lucida Sans"/>
+          <w:sz w:val="24"/>
+          <w:szCs w:val="24"/>
+        </w:rPr>
+      </w:pPr>
+      <w:r>
+        <w:rPr>
+          <w:rStyle w:val="SourceText"/>
+          <w:rFonts w:ascii="Liberation Sans" w:hAnsi="Liberation Sans"/>
+          <w:sz w:val="24"/>
+          <w:szCs w:val="24"/>
+        </w:rPr>
+        <w:t xml:space="preserve">    │</w:t>
+      </w:r>
+    </w:p>
+    <w:p>
+      <w:pPr>
+        <w:pStyle w:val="PreformattedText"/>
+        <w:spacing w:lineRule="auto" w:line="276" w:before="0" w:after="140"/>
+        <w:rPr>
+          <w:rFonts w:ascii="Liberation Sans" w:hAnsi="Liberation Sans" w:eastAsia="NSimSun" w:cs="Lucida Sans"/>
+          <w:sz w:val="24"/>
+          <w:szCs w:val="24"/>
+        </w:rPr>
+      </w:pPr>
+      <w:r>
+        <w:rPr>
+          <w:rStyle w:val="SourceText"/>
+          <w:rFonts w:ascii="Liberation Sans" w:hAnsi="Liberation Sans"/>
+          <w:sz w:val="24"/>
+          <w:szCs w:val="24"/>
+        </w:rPr>
+        <w:t xml:space="preserve">    ├── </w:t>
+      </w:r>
+      <w:r>
+        <w:rPr>
+          <w:rStyle w:val="SourceText"/>
+          <w:rFonts w:ascii="Liberation Sans" w:hAnsi="Liberation Sans"/>
+          <w:sz w:val="24"/>
+          <w:szCs w:val="24"/>
+        </w:rPr>
+        <w:t>pro\</w:t>
+      </w:r>
+    </w:p>
+    <w:p>
+      <w:pPr>
+        <w:pStyle w:val="PreformattedText"/>
+        <w:spacing w:lineRule="auto" w:line="276" w:before="0" w:after="140"/>
+        <w:rPr>
+          <w:rFonts w:ascii="Liberation Sans" w:hAnsi="Liberation Sans" w:eastAsia="NSimSun" w:cs="Lucida Sans"/>
+          <w:sz w:val="24"/>
+          <w:szCs w:val="24"/>
+        </w:rPr>
+      </w:pPr>
+      <w:r>
+        <w:rPr>
+          <w:rStyle w:val="SourceText"/>
+          <w:rFonts w:ascii="Liberation Sans" w:hAnsi="Liberation Sans"/>
+          <w:sz w:val="24"/>
+          <w:szCs w:val="24"/>
+        </w:rPr>
+        <w:t xml:space="preserve">    │   ├── </w:t>
+      </w:r>
+      <w:r>
+        <w:rPr>
+          <w:rStyle w:val="SourceText"/>
+          <w:rFonts w:ascii="Liberation Sans" w:hAnsi="Liberation Sans"/>
+          <w:sz w:val="24"/>
+          <w:szCs w:val="24"/>
+        </w:rPr>
+        <w:t>checks\</w:t>
+      </w:r>
+    </w:p>
+    <w:p>
+      <w:pPr>
+        <w:pStyle w:val="PreformattedText"/>
+        <w:spacing w:lineRule="auto" w:line="276" w:before="0" w:after="140"/>
+        <w:rPr>
+          <w:rFonts w:ascii="Liberation Sans" w:hAnsi="Liberation Sans" w:eastAsia="NSimSun" w:cs="Lucida Sans"/>
+          <w:sz w:val="24"/>
+          <w:szCs w:val="24"/>
+        </w:rPr>
+      </w:pPr>
+      <w:r>
+        <w:rPr>
+          <w:rStyle w:val="SourceText"/>
+          <w:rFonts w:ascii="Liberation Sans" w:hAnsi="Liberation Sans"/>
+          <w:sz w:val="24"/>
+          <w:szCs w:val="24"/>
+        </w:rPr>
+        <w:t xml:space="preserve">    │   ├── </w:t>
+      </w:r>
+      <w:r>
+        <w:rPr>
+          <w:rStyle w:val="SourceText"/>
+          <w:rFonts w:ascii="Liberation Sans" w:hAnsi="Liberation Sans"/>
+          <w:sz w:val="24"/>
+          <w:szCs w:val="24"/>
+        </w:rPr>
+        <w:t>scriptronaut_qc_pro\</w:t>
+      </w:r>
+    </w:p>
+    <w:p>
+      <w:pPr>
+        <w:pStyle w:val="PreformattedText"/>
+        <w:spacing w:lineRule="auto" w:line="276" w:before="0" w:after="140"/>
+        <w:rPr>
+          <w:rFonts w:ascii="Liberation Sans" w:hAnsi="Liberation Sans" w:eastAsia="NSimSun" w:cs="Lucida Sans"/>
+          <w:sz w:val="24"/>
+          <w:szCs w:val="24"/>
+        </w:rPr>
+      </w:pPr>
+      <w:r>
+        <w:rPr>
+          <w:rStyle w:val="SourceText"/>
+          <w:rFonts w:ascii="Liberation Sans" w:hAnsi="Liberation Sans"/>
+          <w:sz w:val="24"/>
+          <w:szCs w:val="24"/>
+        </w:rPr>
+        <w:t xml:space="preserve">    │   ├── </w:t>
+      </w:r>
+      <w:r>
+        <w:rPr>
+          <w:rStyle w:val="SourceText"/>
+          <w:rFonts w:ascii="Liberation Sans" w:hAnsi="Liberation Sans"/>
+          <w:sz w:val="24"/>
+          <w:szCs w:val="24"/>
+        </w:rPr>
+        <w:t>__init__.py</w:t>
+      </w:r>
+    </w:p>
+    <w:p>
+      <w:pPr>
+        <w:pStyle w:val="PreformattedText"/>
+        <w:spacing w:lineRule="auto" w:line="276" w:before="0" w:after="140"/>
+        <w:rPr>
+          <w:rFonts w:ascii="Liberation Sans" w:hAnsi="Liberation Sans" w:eastAsia="NSimSun" w:cs="Lucida Sans"/>
+          <w:sz w:val="24"/>
+          <w:szCs w:val="24"/>
+        </w:rPr>
+      </w:pPr>
+      <w:r>
+        <w:rPr>
+          <w:rStyle w:val="SourceText"/>
+          <w:rFonts w:ascii="Liberation Sans" w:hAnsi="Liberation Sans"/>
+          <w:sz w:val="24"/>
+          <w:szCs w:val="24"/>
+        </w:rPr>
+        <w:t xml:space="preserve">    │   └── </w:t>
+      </w:r>
+      <w:r>
+        <w:rPr>
+          <w:rStyle w:val="SourceText"/>
+          <w:rFonts w:ascii="Liberation Sans" w:hAnsi="Liberation Sans"/>
+          <w:sz w:val="24"/>
+          <w:szCs w:val="24"/>
+        </w:rPr>
+        <w:t>blender_manifest.toml</w:t>
+      </w:r>
+    </w:p>
+    <w:p>
+      <w:pPr>
+        <w:pStyle w:val="PreformattedText"/>
+        <w:spacing w:lineRule="auto" w:line="276" w:before="0" w:after="140"/>
+        <w:rPr>
+          <w:rFonts w:ascii="Liberation Sans" w:hAnsi="Liberation Sans" w:eastAsia="NSimSun" w:cs="Lucida Sans"/>
+          <w:sz w:val="24"/>
+          <w:szCs w:val="24"/>
+        </w:rPr>
+      </w:pPr>
+      <w:r>
+        <w:rPr>
+          <w:rStyle w:val="SourceText"/>
+          <w:rFonts w:ascii="Liberation Sans" w:hAnsi="Liberation Sans"/>
+          <w:sz w:val="24"/>
+          <w:szCs w:val="24"/>
+        </w:rPr>
+        <w:t xml:space="preserve">    │</w:t>
+      </w:r>
+    </w:p>
+    <w:p>
+      <w:pPr>
+        <w:pStyle w:val="PreformattedText"/>
+        <w:spacing w:lineRule="auto" w:line="276" w:before="0" w:after="140"/>
+        <w:rPr>
+          <w:rFonts w:ascii="Liberation Sans" w:hAnsi="Liberation Sans" w:eastAsia="NSimSun" w:cs="Lucida Sans"/>
+          <w:sz w:val="24"/>
+          <w:szCs w:val="24"/>
+        </w:rPr>
+      </w:pPr>
+      <w:r>
+        <w:rPr>
+          <w:rStyle w:val="SourceText"/>
+          <w:rFonts w:ascii="Liberation Sans" w:hAnsi="Liberation Sans"/>
+          <w:sz w:val="24"/>
+          <w:szCs w:val="24"/>
+        </w:rPr>
+        <w:t xml:space="preserve">    └── </w:t>
+      </w:r>
+      <w:r>
+        <w:rPr>
+          <w:rStyle w:val="SourceText"/>
+          <w:rFonts w:ascii="Liberation Sans" w:hAnsi="Liberation Sans"/>
+          <w:sz w:val="24"/>
+          <w:szCs w:val="24"/>
+        </w:rPr>
+        <w:t>build\</w:t>
+      </w:r>
+    </w:p>
+    <w:p>
+      <w:pPr>
+        <w:pStyle w:val="PreformattedText"/>
+        <w:spacing w:lineRule="auto" w:line="276" w:before="0" w:after="140"/>
+        <w:rPr>
+          <w:rFonts w:ascii="Liberation Sans" w:hAnsi="Liberation Sans" w:eastAsia="NSimSun" w:cs="Lucida Sans"/>
+          <w:sz w:val="24"/>
+          <w:szCs w:val="24"/>
+        </w:rPr>
+      </w:pPr>
+      <w:r>
+        <w:rPr>
+          <w:rStyle w:val="SourceText"/>
+          <w:rFonts w:ascii="Liberation Sans" w:hAnsi="Liberation Sans"/>
+          <w:sz w:val="24"/>
+          <w:szCs w:val="24"/>
+        </w:rPr>
+        <w:t xml:space="preserve">        └── </w:t>
+      </w:r>
+      <w:r>
+        <w:rPr>
+          <w:rStyle w:val="SourceText"/>
+          <w:rFonts w:ascii="Liberation Sans" w:hAnsi="Liberation Sans"/>
+          <w:sz w:val="24"/>
+          <w:szCs w:val="24"/>
+        </w:rPr>
+        <w:t>build_products.py</w:t>
+      </w:r>
+    </w:p>
+    <w:p>
+      <w:pPr>
+        <w:pStyle w:val="BodyText"/>
+        <w:rPr>
+          <w:rFonts w:ascii="Liberation Sans" w:hAnsi="Liberation Sans"/>
+        </w:rPr>
+      </w:pPr>
+      <w:r>
+        <w:rPr>
+          <w:rFonts w:ascii="Liberation Sans" w:hAnsi="Liberation Sans"/>
+        </w:rPr>
+        <w:t>For local testing, I would introduce two generated development folders:</w:t>
+      </w:r>
+    </w:p>
+    <w:p>
+      <w:pPr>
+        <w:pStyle w:val="PreformattedText"/>
+        <w:spacing w:lineRule="auto" w:line="276" w:before="0" w:after="140"/>
+        <w:rPr>
+          <w:rFonts w:ascii="Liberation Sans" w:hAnsi="Liberation Sans" w:eastAsia="NSimSun" w:cs="Lucida Sans"/>
+          <w:sz w:val="24"/>
+          <w:szCs w:val="24"/>
+        </w:rPr>
+      </w:pPr>
+      <w:r>
+        <w:rPr>
+          <w:rStyle w:val="SourceText"/>
+          <w:rFonts w:ascii="Liberation Sans" w:hAnsi="Liberation Sans"/>
+          <w:sz w:val="24"/>
+          <w:szCs w:val="24"/>
+        </w:rPr>
+        <w:t>qc_checker\</w:t>
+      </w:r>
+    </w:p>
+    <w:p>
+      <w:pPr>
+        <w:pStyle w:val="PreformattedText"/>
+        <w:spacing w:lineRule="auto" w:line="276" w:before="0" w:after="140"/>
+        <w:rPr>
+          <w:rFonts w:ascii="Liberation Sans" w:hAnsi="Liberation Sans" w:eastAsia="NSimSun" w:cs="Lucida Sans"/>
+          <w:sz w:val="24"/>
+          <w:szCs w:val="24"/>
+        </w:rPr>
+      </w:pPr>
+      <w:r>
+        <w:rPr>
+          <w:rStyle w:val="SourceText"/>
+          <w:rFonts w:ascii="Liberation Sans" w:hAnsi="Liberation Sans"/>
+          <w:sz w:val="24"/>
+          <w:szCs w:val="24"/>
+        </w:rPr>
+        <w:t xml:space="preserve">    </w:t>
+      </w:r>
+      <w:r>
+        <w:rPr>
+          <w:rStyle w:val="SourceText"/>
+          <w:rFonts w:ascii="Liberation Sans" w:hAnsi="Liberation Sans"/>
+          <w:sz w:val="24"/>
+          <w:szCs w:val="24"/>
+        </w:rPr>
+        <w:t>dev\</w:t>
+      </w:r>
+    </w:p>
+    <w:p>
+      <w:pPr>
+        <w:pStyle w:val="PreformattedText"/>
+        <w:spacing w:lineRule="auto" w:line="276" w:before="0" w:after="140"/>
+        <w:rPr>
+          <w:rFonts w:ascii="Liberation Sans" w:hAnsi="Liberation Sans" w:eastAsia="NSimSun" w:cs="Lucida Sans"/>
+          <w:sz w:val="24"/>
+          <w:szCs w:val="24"/>
+        </w:rPr>
+      </w:pPr>
+      <w:r>
+        <w:rPr>
+          <w:rStyle w:val="SourceText"/>
+          <w:rFonts w:ascii="Liberation Sans" w:hAnsi="Liberation Sans"/>
+          <w:sz w:val="24"/>
+          <w:szCs w:val="24"/>
+        </w:rPr>
+        <w:t xml:space="preserve">        </w:t>
+      </w:r>
+      <w:r>
+        <w:rPr>
+          <w:rStyle w:val="SourceText"/>
+          <w:rFonts w:ascii="Liberation Sans" w:hAnsi="Liberation Sans"/>
+          <w:sz w:val="24"/>
+          <w:szCs w:val="24"/>
+        </w:rPr>
+        <w:t>qc_checker_core\</w:t>
+      </w:r>
+    </w:p>
+    <w:p>
+      <w:pPr>
+        <w:pStyle w:val="PreformattedText"/>
+        <w:spacing w:lineRule="auto" w:line="276" w:before="0" w:after="140"/>
+        <w:rPr>
+          <w:rFonts w:ascii="Liberation Sans" w:hAnsi="Liberation Sans" w:eastAsia="NSimSun" w:cs="Lucida Sans"/>
+          <w:sz w:val="24"/>
+          <w:szCs w:val="24"/>
+        </w:rPr>
+      </w:pPr>
+      <w:r>
+        <w:rPr>
+          <w:rStyle w:val="SourceText"/>
+          <w:rFonts w:ascii="Liberation Sans" w:hAnsi="Liberation Sans"/>
+          <w:sz w:val="24"/>
+          <w:szCs w:val="24"/>
+        </w:rPr>
+        <w:t xml:space="preserve">        </w:t>
+      </w:r>
+      <w:r>
+        <w:rPr>
+          <w:rStyle w:val="SourceText"/>
+          <w:rFonts w:ascii="Liberation Sans" w:hAnsi="Liberation Sans"/>
+          <w:sz w:val="24"/>
+          <w:szCs w:val="24"/>
+        </w:rPr>
+        <w:t>qc_checker_pro\</w:t>
+      </w:r>
+    </w:p>
+    <w:p>
+      <w:pPr>
+        <w:pStyle w:val="BodyText"/>
+        <w:rPr>
+          <w:rFonts w:ascii="Liberation Sans" w:hAnsi="Liberation Sans"/>
+        </w:rPr>
+      </w:pPr>
+      <w:r>
+        <w:rPr>
+          <w:rFonts w:ascii="Liberation Sans" w:hAnsi="Liberation Sans"/>
+        </w:rPr>
+        <w:t>Your build script would assemble those from the shared source.</w:t>
+      </w:r>
+    </w:p>
+    <w:p>
+      <w:pPr>
+        <w:pStyle w:val="BodyText"/>
+        <w:rPr>
+          <w:rFonts w:ascii="Liberation Sans" w:hAnsi="Liberation Sans"/>
+        </w:rPr>
+      </w:pPr>
+      <w:r>
+        <w:rPr>
+          <w:rFonts w:ascii="Liberation Sans" w:hAnsi="Liberation Sans"/>
+        </w:rPr>
+        <w:t>So locally you would end up with:</w:t>
+      </w:r>
+    </w:p>
+    <w:p>
+      <w:pPr>
+        <w:pStyle w:val="PreformattedText"/>
+        <w:spacing w:lineRule="auto" w:line="276" w:before="0" w:after="140"/>
+        <w:rPr>
+          <w:rFonts w:ascii="Liberation Sans" w:hAnsi="Liberation Sans" w:eastAsia="NSimSun" w:cs="Lucida Sans"/>
+          <w:sz w:val="24"/>
+          <w:szCs w:val="24"/>
+        </w:rPr>
+      </w:pPr>
+      <w:r>
+        <w:rPr>
+          <w:rStyle w:val="SourceText"/>
+          <w:rFonts w:ascii="Liberation Sans" w:hAnsi="Liberation Sans"/>
+          <w:sz w:val="24"/>
+          <w:szCs w:val="24"/>
+        </w:rPr>
+        <w:t>qc_checker\dev\qc_checker_core\</w:t>
+      </w:r>
+    </w:p>
+    <w:p>
+      <w:pPr>
+        <w:pStyle w:val="PreformattedText"/>
+        <w:spacing w:lineRule="auto" w:line="276" w:before="0" w:after="140"/>
+        <w:rPr>
+          <w:rFonts w:ascii="Liberation Sans" w:hAnsi="Liberation Sans" w:eastAsia="NSimSun" w:cs="Lucida Sans"/>
+          <w:sz w:val="24"/>
+          <w:szCs w:val="24"/>
+        </w:rPr>
+      </w:pPr>
+      <w:r>
+        <w:rPr>
+          <w:rStyle w:val="SourceText"/>
+          <w:rFonts w:ascii="Liberation Sans" w:hAnsi="Liberation Sans"/>
+          <w:sz w:val="24"/>
+          <w:szCs w:val="24"/>
+        </w:rPr>
+        <w:t xml:space="preserve">    </w:t>
+      </w:r>
+      <w:r>
+        <w:rPr>
+          <w:rStyle w:val="SourceText"/>
+          <w:rFonts w:ascii="Liberation Sans" w:hAnsi="Liberation Sans"/>
+          <w:sz w:val="24"/>
+          <w:szCs w:val="24"/>
+        </w:rPr>
+        <w:t>checks\</w:t>
+      </w:r>
+    </w:p>
+    <w:p>
+      <w:pPr>
+        <w:pStyle w:val="PreformattedText"/>
+        <w:spacing w:lineRule="auto" w:line="276" w:before="0" w:after="140"/>
+        <w:rPr>
+          <w:rFonts w:ascii="Liberation Sans" w:hAnsi="Liberation Sans" w:eastAsia="NSimSun" w:cs="Lucida Sans"/>
+          <w:sz w:val="24"/>
+          <w:szCs w:val="24"/>
+        </w:rPr>
+      </w:pPr>
+      <w:r>
+        <w:rPr>
+          <w:rStyle w:val="SourceText"/>
+          <w:rFonts w:ascii="Liberation Sans" w:hAnsi="Liberation Sans"/>
+          <w:sz w:val="24"/>
+          <w:szCs w:val="24"/>
+        </w:rPr>
+        <w:t xml:space="preserve">    </w:t>
+      </w:r>
+      <w:r>
+        <w:rPr>
+          <w:rStyle w:val="SourceText"/>
+          <w:rFonts w:ascii="Liberation Sans" w:hAnsi="Liberation Sans"/>
+          <w:sz w:val="24"/>
+          <w:szCs w:val="24"/>
+        </w:rPr>
+        <w:t>scriptronaut_qc\</w:t>
+      </w:r>
+    </w:p>
+    <w:p>
+      <w:pPr>
+        <w:pStyle w:val="PreformattedText"/>
+        <w:spacing w:lineRule="auto" w:line="276" w:before="0" w:after="140"/>
+        <w:rPr>
+          <w:rFonts w:ascii="Liberation Sans" w:hAnsi="Liberation Sans" w:eastAsia="NSimSun" w:cs="Lucida Sans"/>
+          <w:sz w:val="24"/>
+          <w:szCs w:val="24"/>
+        </w:rPr>
+      </w:pPr>
+      <w:r>
+        <w:rPr>
+          <w:rStyle w:val="SourceText"/>
+          <w:rFonts w:ascii="Liberation Sans" w:hAnsi="Liberation Sans"/>
+          <w:sz w:val="24"/>
+          <w:szCs w:val="24"/>
+        </w:rPr>
+        <w:t xml:space="preserve">    </w:t>
+      </w:r>
+      <w:r>
+        <w:rPr>
+          <w:rStyle w:val="SourceText"/>
+          <w:rFonts w:ascii="Liberation Sans" w:hAnsi="Liberation Sans"/>
+          <w:sz w:val="24"/>
+          <w:szCs w:val="24"/>
+        </w:rPr>
+        <w:t>__init__.py</w:t>
+      </w:r>
+    </w:p>
+    <w:p>
+      <w:pPr>
+        <w:pStyle w:val="PreformattedText"/>
+        <w:spacing w:lineRule="auto" w:line="276" w:before="0" w:after="140"/>
+        <w:rPr>
+          <w:rFonts w:ascii="Liberation Sans" w:hAnsi="Liberation Sans" w:eastAsia="NSimSun" w:cs="Lucida Sans"/>
+          <w:sz w:val="24"/>
+          <w:szCs w:val="24"/>
+        </w:rPr>
+      </w:pPr>
+      <w:r>
+        <w:rPr>
+          <w:rStyle w:val="SourceText"/>
+          <w:rFonts w:ascii="Liberation Sans" w:hAnsi="Liberation Sans"/>
+          <w:sz w:val="24"/>
+          <w:szCs w:val="24"/>
+        </w:rPr>
+        <w:t xml:space="preserve">    </w:t>
+      </w:r>
+      <w:r>
+        <w:rPr>
+          <w:rStyle w:val="SourceText"/>
+          <w:rFonts w:ascii="Liberation Sans" w:hAnsi="Liberation Sans"/>
+          <w:sz w:val="24"/>
+          <w:szCs w:val="24"/>
+        </w:rPr>
+        <w:t>blender_manifest.toml</w:t>
+      </w:r>
+    </w:p>
+    <w:p>
+      <w:pPr>
+        <w:pStyle w:val="BodyText"/>
+        <w:rPr>
+          <w:rFonts w:ascii="Liberation Sans" w:hAnsi="Liberation Sans"/>
+        </w:rPr>
+      </w:pPr>
+      <w:r>
+        <w:rPr>
+          <w:rFonts w:ascii="Liberation Sans" w:hAnsi="Liberation Sans"/>
+        </w:rPr>
+        <w:t>and:</w:t>
+      </w:r>
+    </w:p>
+    <w:p>
+      <w:pPr>
+        <w:pStyle w:val="PreformattedText"/>
+        <w:spacing w:lineRule="auto" w:line="276" w:before="0" w:after="140"/>
+        <w:rPr>
+          <w:rFonts w:ascii="Liberation Sans" w:hAnsi="Liberation Sans" w:eastAsia="NSimSun" w:cs="Lucida Sans"/>
+          <w:sz w:val="24"/>
+          <w:szCs w:val="24"/>
+        </w:rPr>
+      </w:pPr>
+      <w:r>
+        <w:rPr>
+          <w:rStyle w:val="SourceText"/>
+          <w:rFonts w:ascii="Liberation Sans" w:hAnsi="Liberation Sans"/>
+          <w:sz w:val="24"/>
+          <w:szCs w:val="24"/>
+        </w:rPr>
+        <w:t>qc_checker\dev\qc_checker_pro\</w:t>
+      </w:r>
+    </w:p>
+    <w:p>
+      <w:pPr>
+        <w:pStyle w:val="PreformattedText"/>
+        <w:spacing w:lineRule="auto" w:line="276" w:before="0" w:after="140"/>
+        <w:rPr>
+          <w:rFonts w:ascii="Liberation Sans" w:hAnsi="Liberation Sans" w:eastAsia="NSimSun" w:cs="Lucida Sans"/>
+          <w:sz w:val="24"/>
+          <w:szCs w:val="24"/>
+        </w:rPr>
+      </w:pPr>
+      <w:r>
+        <w:rPr>
+          <w:rStyle w:val="SourceText"/>
+          <w:rFonts w:ascii="Liberation Sans" w:hAnsi="Liberation Sans"/>
+          <w:sz w:val="24"/>
+          <w:szCs w:val="24"/>
+        </w:rPr>
+        <w:t xml:space="preserve">    </w:t>
+      </w:r>
+      <w:r>
+        <w:rPr>
+          <w:rStyle w:val="SourceText"/>
+          <w:rFonts w:ascii="Liberation Sans" w:hAnsi="Liberation Sans"/>
+          <w:sz w:val="24"/>
+          <w:szCs w:val="24"/>
+        </w:rPr>
+        <w:t>checks\</w:t>
+      </w:r>
+    </w:p>
+    <w:p>
+      <w:pPr>
+        <w:pStyle w:val="PreformattedText"/>
+        <w:spacing w:lineRule="auto" w:line="276" w:before="0" w:after="140"/>
+        <w:rPr>
+          <w:rFonts w:ascii="Liberation Sans" w:hAnsi="Liberation Sans" w:eastAsia="NSimSun" w:cs="Lucida Sans"/>
+          <w:sz w:val="24"/>
+          <w:szCs w:val="24"/>
+        </w:rPr>
+      </w:pPr>
+      <w:r>
+        <w:rPr>
+          <w:rStyle w:val="SourceText"/>
+          <w:rFonts w:ascii="Liberation Sans" w:hAnsi="Liberation Sans"/>
+          <w:sz w:val="24"/>
+          <w:szCs w:val="24"/>
+        </w:rPr>
+        <w:t xml:space="preserve">    </w:t>
+      </w:r>
+      <w:r>
+        <w:rPr>
+          <w:rStyle w:val="SourceText"/>
+          <w:rFonts w:ascii="Liberation Sans" w:hAnsi="Liberation Sans"/>
+          <w:sz w:val="24"/>
+          <w:szCs w:val="24"/>
+        </w:rPr>
+        <w:t>scriptronaut_qc\</w:t>
+      </w:r>
+    </w:p>
+    <w:p>
+      <w:pPr>
+        <w:pStyle w:val="PreformattedText"/>
+        <w:spacing w:lineRule="auto" w:line="276" w:before="0" w:after="140"/>
+        <w:rPr>
+          <w:rFonts w:ascii="Liberation Sans" w:hAnsi="Liberation Sans" w:eastAsia="NSimSun" w:cs="Lucida Sans"/>
+          <w:sz w:val="24"/>
+          <w:szCs w:val="24"/>
+        </w:rPr>
+      </w:pPr>
+      <w:r>
+        <w:rPr>
+          <w:rStyle w:val="SourceText"/>
+          <w:rFonts w:ascii="Liberation Sans" w:hAnsi="Liberation Sans"/>
+          <w:sz w:val="24"/>
+          <w:szCs w:val="24"/>
+        </w:rPr>
+        <w:t xml:space="preserve">    </w:t>
+      </w:r>
+      <w:r>
+        <w:rPr>
+          <w:rStyle w:val="SourceText"/>
+          <w:rFonts w:ascii="Liberation Sans" w:hAnsi="Liberation Sans"/>
+          <w:sz w:val="24"/>
+          <w:szCs w:val="24"/>
+        </w:rPr>
+        <w:t>scriptronaut_qc_pro\</w:t>
+      </w:r>
+    </w:p>
+    <w:p>
+      <w:pPr>
+        <w:pStyle w:val="PreformattedText"/>
+        <w:spacing w:lineRule="auto" w:line="276" w:before="0" w:after="140"/>
+        <w:rPr>
+          <w:rFonts w:ascii="Liberation Sans" w:hAnsi="Liberation Sans" w:eastAsia="NSimSun" w:cs="Lucida Sans"/>
+          <w:sz w:val="24"/>
+          <w:szCs w:val="24"/>
+        </w:rPr>
+      </w:pPr>
+      <w:r>
+        <w:rPr>
+          <w:rStyle w:val="SourceText"/>
+          <w:rFonts w:ascii="Liberation Sans" w:hAnsi="Liberation Sans"/>
+          <w:sz w:val="24"/>
+          <w:szCs w:val="24"/>
+        </w:rPr>
+        <w:t xml:space="preserve">    </w:t>
+      </w:r>
+      <w:r>
+        <w:rPr>
+          <w:rStyle w:val="SourceText"/>
+          <w:rFonts w:ascii="Liberation Sans" w:hAnsi="Liberation Sans"/>
+          <w:sz w:val="24"/>
+          <w:szCs w:val="24"/>
+        </w:rPr>
+        <w:t>__init__.py</w:t>
+      </w:r>
+    </w:p>
+    <w:p>
+      <w:pPr>
+        <w:pStyle w:val="PreformattedText"/>
+        <w:spacing w:lineRule="auto" w:line="276" w:before="0" w:after="140"/>
+        <w:rPr>
+          <w:rFonts w:ascii="Liberation Sans" w:hAnsi="Liberation Sans" w:eastAsia="NSimSun" w:cs="Lucida Sans"/>
+          <w:sz w:val="24"/>
+          <w:szCs w:val="24"/>
+        </w:rPr>
+      </w:pPr>
+      <w:r>
+        <w:rPr>
+          <w:rStyle w:val="SourceText"/>
+          <w:rFonts w:ascii="Liberation Sans" w:hAnsi="Liberation Sans"/>
+          <w:sz w:val="24"/>
+          <w:szCs w:val="24"/>
+        </w:rPr>
+        <w:t xml:space="preserve">    </w:t>
+      </w:r>
+      <w:r>
+        <w:rPr>
+          <w:rStyle w:val="SourceText"/>
+          <w:rFonts w:ascii="Liberation Sans" w:hAnsi="Liberation Sans"/>
+          <w:sz w:val="24"/>
+          <w:szCs w:val="24"/>
+        </w:rPr>
+        <w:t>blender_manifest.toml</w:t>
+      </w:r>
+    </w:p>
+    <w:p>
+      <w:pPr>
+        <w:pStyle w:val="BodyText"/>
+        <w:rPr>
+          <w:rFonts w:ascii="Liberation Sans" w:hAnsi="Liberation Sans"/>
+        </w:rPr>
+      </w:pPr>
+      <w:r>
+        <w:rPr>
+          <w:rFonts w:ascii="Liberation Sans" w:hAnsi="Liberation Sans"/>
+        </w:rPr>
+        <w:t>Then your Blender symlink becomes very simple.</w:t>
+      </w:r>
+    </w:p>
+    <w:p>
+      <w:pPr>
+        <w:pStyle w:val="BodyText"/>
+        <w:rPr>
+          <w:rFonts w:ascii="Liberation Sans" w:hAnsi="Liberation Sans"/>
+        </w:rPr>
+      </w:pPr>
+      <w:r>
+        <w:rPr>
+          <w:rFonts w:ascii="Liberation Sans" w:hAnsi="Liberation Sans"/>
+        </w:rPr>
+        <w:t>For Core:</w:t>
+      </w:r>
+    </w:p>
+    <w:p>
+      <w:pPr>
+        <w:pStyle w:val="PreformattedText"/>
+        <w:spacing w:lineRule="auto" w:line="276" w:before="0" w:after="140"/>
+        <w:rPr>
+          <w:rFonts w:ascii="Liberation Sans" w:hAnsi="Liberation Sans" w:eastAsia="NSimSun" w:cs="Lucida Sans"/>
+          <w:sz w:val="24"/>
+          <w:szCs w:val="24"/>
+        </w:rPr>
+      </w:pPr>
+      <w:r>
+        <w:rPr>
+          <w:rStyle w:val="SourceText"/>
+          <w:rFonts w:ascii="Liberation Sans" w:hAnsi="Liberation Sans"/>
+          <w:sz w:val="24"/>
+          <w:szCs w:val="24"/>
+        </w:rPr>
+        <w:t>mklink /D ^</w:t>
+      </w:r>
+    </w:p>
+    <w:p>
+      <w:pPr>
+        <w:pStyle w:val="PreformattedText"/>
+        <w:spacing w:lineRule="auto" w:line="276" w:before="0" w:after="140"/>
+        <w:rPr>
+          <w:rFonts w:ascii="Liberation Sans" w:hAnsi="Liberation Sans" w:eastAsia="NSimSun" w:cs="Lucida Sans"/>
+          <w:sz w:val="24"/>
+          <w:szCs w:val="24"/>
+        </w:rPr>
+      </w:pPr>
+      <w:r>
+        <w:rPr>
+          <w:rStyle w:val="SourceText"/>
+          <w:rFonts w:ascii="Liberation Sans" w:hAnsi="Liberation Sans"/>
+          <w:sz w:val="24"/>
+          <w:szCs w:val="24"/>
+        </w:rPr>
+        <w:t>"C:\Users\Scot Thomson\AppData\Roaming\Blender Foundation\Blender\5.1\scripts\addons\qc_checker" ^</w:t>
+      </w:r>
+    </w:p>
+    <w:p>
+      <w:pPr>
+        <w:pStyle w:val="PreformattedText"/>
+        <w:spacing w:lineRule="auto" w:line="276" w:before="0" w:after="140"/>
+        <w:rPr>
+          <w:rFonts w:ascii="Liberation Sans" w:hAnsi="Liberation Sans" w:eastAsia="NSimSun" w:cs="Lucida Sans"/>
+          <w:sz w:val="24"/>
+          <w:szCs w:val="24"/>
+        </w:rPr>
+      </w:pPr>
+      <w:r>
+        <w:rPr>
+          <w:rStyle w:val="SourceText"/>
+          <w:rFonts w:ascii="Liberation Sans" w:hAnsi="Liberation Sans"/>
+          <w:sz w:val="24"/>
+          <w:szCs w:val="24"/>
+        </w:rPr>
+        <w:t>"C:\Users\Scot Thomson\Documents\scriptronaut\qc_checker\dev\qc_checker_core"</w:t>
+      </w:r>
+    </w:p>
+    <w:p>
+      <w:pPr>
+        <w:pStyle w:val="BodyText"/>
+        <w:rPr>
+          <w:rFonts w:ascii="Liberation Sans" w:hAnsi="Liberation Sans"/>
+        </w:rPr>
+      </w:pPr>
+      <w:r>
+        <w:rPr>
+          <w:rFonts w:ascii="Liberation Sans" w:hAnsi="Liberation Sans"/>
+        </w:rPr>
+        <w:t>For Pro, you would point the same Blender add-on location at:</w:t>
+      </w:r>
+    </w:p>
+    <w:p>
+      <w:pPr>
+        <w:pStyle w:val="PreformattedText"/>
+        <w:spacing w:lineRule="auto" w:line="276" w:before="0" w:after="140"/>
+        <w:rPr>
+          <w:rFonts w:ascii="Liberation Sans" w:hAnsi="Liberation Sans" w:eastAsia="NSimSun" w:cs="Lucida Sans"/>
+          <w:sz w:val="24"/>
+          <w:szCs w:val="24"/>
+        </w:rPr>
+      </w:pPr>
+      <w:r>
+        <w:rPr>
+          <w:rStyle w:val="SourceText"/>
+          <w:rFonts w:ascii="Liberation Sans" w:hAnsi="Liberation Sans"/>
+          <w:sz w:val="24"/>
+          <w:szCs w:val="24"/>
+        </w:rPr>
+        <w:t>mklink /D ^</w:t>
+      </w:r>
+    </w:p>
+    <w:p>
+      <w:pPr>
+        <w:pStyle w:val="PreformattedText"/>
+        <w:spacing w:lineRule="auto" w:line="276" w:before="0" w:after="140"/>
+        <w:rPr>
+          <w:rFonts w:ascii="Liberation Sans" w:hAnsi="Liberation Sans" w:eastAsia="NSimSun" w:cs="Lucida Sans"/>
+          <w:sz w:val="24"/>
+          <w:szCs w:val="24"/>
+        </w:rPr>
+      </w:pPr>
+      <w:r>
+        <w:rPr>
+          <w:rStyle w:val="SourceText"/>
+          <w:rFonts w:ascii="Liberation Sans" w:hAnsi="Liberation Sans"/>
+          <w:sz w:val="24"/>
+          <w:szCs w:val="24"/>
+        </w:rPr>
+        <w:t>"C:\Users\Scot Thomson\AppData\Roaming\Blender Foundation\Blender\5.1\scripts\addons\qc_checker" ^</w:t>
+      </w:r>
+    </w:p>
+    <w:p>
+      <w:pPr>
+        <w:pStyle w:val="PreformattedText"/>
+        <w:spacing w:lineRule="auto" w:line="276" w:before="0" w:after="140"/>
+        <w:rPr>
+          <w:rFonts w:ascii="Liberation Sans" w:hAnsi="Liberation Sans" w:eastAsia="NSimSun" w:cs="Lucida Sans"/>
+          <w:sz w:val="24"/>
+          <w:szCs w:val="24"/>
+        </w:rPr>
+      </w:pPr>
+      <w:r>
+        <w:rPr>
+          <w:rStyle w:val="SourceText"/>
+          <w:rFonts w:ascii="Liberation Sans" w:hAnsi="Liberation Sans"/>
+          <w:sz w:val="24"/>
+          <w:szCs w:val="24"/>
+        </w:rPr>
+        <w:t>"C:\Users\Scot Thomson\Documents\scriptronaut\qc_checker\dev\qc_checker_pro"</w:t>
+      </w:r>
+    </w:p>
+    <w:p>
+      <w:pPr>
+        <w:pStyle w:val="BodyText"/>
+        <w:rPr>
+          <w:rFonts w:ascii="Liberation Sans" w:hAnsi="Liberation Sans"/>
+        </w:rPr>
+      </w:pPr>
+      <w:r>
+        <w:rPr>
+          <w:rFonts w:ascii="Liberation Sans" w:hAnsi="Liberation Sans"/>
+        </w:rPr>
+        <w:t>That means Blender still sees exactly one add-on:</w:t>
+      </w:r>
+    </w:p>
+    <w:p>
+      <w:pPr>
+        <w:pStyle w:val="PreformattedText"/>
+        <w:spacing w:lineRule="auto" w:line="276" w:before="0" w:after="140"/>
+        <w:rPr>
+          <w:rFonts w:ascii="Liberation Sans" w:hAnsi="Liberation Sans" w:eastAsia="NSimSun" w:cs="Lucida Sans"/>
+          <w:sz w:val="24"/>
+          <w:szCs w:val="24"/>
+        </w:rPr>
+      </w:pPr>
+      <w:r>
+        <w:rPr>
+          <w:rStyle w:val="SourceText"/>
+          <w:rFonts w:ascii="Liberation Sans" w:hAnsi="Liberation Sans"/>
+          <w:sz w:val="24"/>
+          <w:szCs w:val="24"/>
+        </w:rPr>
+        <w:t>qc_checker</w:t>
+      </w:r>
+    </w:p>
+    <w:p>
+      <w:pPr>
+        <w:pStyle w:val="BodyText"/>
+        <w:rPr>
+          <w:rFonts w:ascii="Liberation Sans" w:hAnsi="Liberation Sans"/>
+        </w:rPr>
+      </w:pPr>
+      <w:r>
+        <w:rPr>
+          <w:rFonts w:ascii="Liberation Sans" w:hAnsi="Liberation Sans"/>
+        </w:rPr>
+        <w:t>but you decide whether that add-on is currently the Core build or Pro build.</w:t>
+      </w:r>
+    </w:p>
+    <w:p>
+      <w:pPr>
+        <w:pStyle w:val="BodyText"/>
+        <w:rPr>
+          <w:rFonts w:ascii="Liberation Sans" w:hAnsi="Liberation Sans"/>
+        </w:rPr>
+      </w:pPr>
+      <w:r>
+        <w:rPr>
+          <w:rFonts w:ascii="Liberation Sans" w:hAnsi="Liberation Sans"/>
+        </w:rPr>
+        <w:t>I’d actually make two tiny BAT files so switching takes seconds:</w:t>
+      </w:r>
+    </w:p>
+    <w:p>
+      <w:pPr>
+        <w:pStyle w:val="PreformattedText"/>
+        <w:spacing w:lineRule="auto" w:line="276" w:before="0" w:after="140"/>
+        <w:rPr>
+          <w:rFonts w:ascii="Liberation Sans" w:hAnsi="Liberation Sans" w:eastAsia="NSimSun" w:cs="Lucida Sans"/>
+          <w:sz w:val="24"/>
+          <w:szCs w:val="24"/>
+        </w:rPr>
+      </w:pPr>
+      <w:r>
+        <w:rPr>
+          <w:rStyle w:val="SourceText"/>
+          <w:rFonts w:ascii="Liberation Sans" w:hAnsi="Liberation Sans"/>
+          <w:sz w:val="24"/>
+          <w:szCs w:val="24"/>
+        </w:rPr>
+        <w:t>dev_core.bat</w:t>
+      </w:r>
+    </w:p>
+    <w:p>
+      <w:pPr>
+        <w:pStyle w:val="PreformattedText"/>
+        <w:spacing w:lineRule="auto" w:line="276" w:before="0" w:after="140"/>
+        <w:rPr>
+          <w:rFonts w:ascii="Liberation Sans" w:hAnsi="Liberation Sans" w:eastAsia="NSimSun" w:cs="Lucida Sans"/>
+          <w:sz w:val="24"/>
+          <w:szCs w:val="24"/>
+        </w:rPr>
+      </w:pPr>
+      <w:r>
+        <w:rPr>
+          <w:rStyle w:val="SourceText"/>
+          <w:rFonts w:ascii="Liberation Sans" w:hAnsi="Liberation Sans"/>
+          <w:sz w:val="24"/>
+          <w:szCs w:val="24"/>
+        </w:rPr>
+        <w:t>dev_pro.bat</w:t>
+      </w:r>
+    </w:p>
+    <w:p>
+      <w:pPr>
+        <w:pStyle w:val="BodyText"/>
+        <w:rPr>
+          <w:rFonts w:ascii="Liberation Sans" w:hAnsi="Liberation Sans"/>
+        </w:rPr>
+      </w:pPr>
+      <w:r>
+        <w:rPr>
+          <w:rStyle w:val="SourceText"/>
+          <w:rFonts w:ascii="Liberation Sans" w:hAnsi="Liberation Sans"/>
+        </w:rPr>
+        <w:t>dev_core.bat</w:t>
+      </w:r>
+      <w:r>
+        <w:rPr>
+          <w:rFonts w:ascii="Liberation Sans" w:hAnsi="Liberation Sans"/>
+        </w:rPr>
+        <w:t xml:space="preserve"> could delete the current link and recreate it pointing at Core:</w:t>
+      </w:r>
+    </w:p>
+    <w:p>
+      <w:pPr>
+        <w:pStyle w:val="PreformattedText"/>
+        <w:spacing w:lineRule="auto" w:line="276" w:before="0" w:after="140"/>
+        <w:rPr>
+          <w:rFonts w:ascii="Liberation Sans" w:hAnsi="Liberation Sans" w:eastAsia="NSimSun" w:cs="Lucida Sans"/>
+          <w:sz w:val="24"/>
+          <w:szCs w:val="24"/>
+        </w:rPr>
+      </w:pPr>
+      <w:r>
+        <w:rPr>
+          <w:rStyle w:val="SourceText"/>
+          <w:rFonts w:ascii="Liberation Sans" w:hAnsi="Liberation Sans"/>
+          <w:sz w:val="24"/>
+          <w:szCs w:val="24"/>
+        </w:rPr>
+        <w:t>@echo off</w:t>
+      </w:r>
+    </w:p>
+    <w:p>
+      <w:pPr>
+        <w:pStyle w:val="PreformattedText"/>
+        <w:spacing w:lineRule="auto" w:line="276" w:before="0" w:after="140"/>
+        <w:rPr>
+          <w:rFonts w:ascii="Liberation Sans" w:hAnsi="Liberation Sans" w:eastAsia="NSimSun" w:cs="Lucida Sans"/>
+          <w:sz w:val="24"/>
+          <w:szCs w:val="24"/>
+        </w:rPr>
+      </w:pPr>
+      <w:r>
+        <w:rPr>
+          <w:rFonts w:eastAsia="NSimSun" w:cs="Lucida Sans" w:ascii="Liberation Sans" w:hAnsi="Liberation Sans"/>
+          <w:sz w:val="24"/>
+          <w:szCs w:val="24"/>
+        </w:rPr>
+      </w:r>
+    </w:p>
+    <w:p>
+      <w:pPr>
+        <w:pStyle w:val="PreformattedText"/>
+        <w:spacing w:lineRule="auto" w:line="276" w:before="0" w:after="140"/>
+        <w:rPr>
+          <w:rFonts w:ascii="Liberation Sans" w:hAnsi="Liberation Sans" w:eastAsia="NSimSun" w:cs="Lucida Sans"/>
+          <w:sz w:val="24"/>
+          <w:szCs w:val="24"/>
+        </w:rPr>
+      </w:pPr>
+      <w:r>
+        <w:rPr>
+          <w:rStyle w:val="SourceText"/>
+          <w:rFonts w:ascii="Liberation Sans" w:hAnsi="Liberation Sans"/>
+          <w:sz w:val="24"/>
+          <w:szCs w:val="24"/>
+        </w:rPr>
+        <w:t>rmdir ^</w:t>
+      </w:r>
+    </w:p>
+    <w:p>
+      <w:pPr>
+        <w:pStyle w:val="PreformattedText"/>
+        <w:spacing w:lineRule="auto" w:line="276" w:before="0" w:after="140"/>
+        <w:rPr>
+          <w:rFonts w:ascii="Liberation Sans" w:hAnsi="Liberation Sans" w:eastAsia="NSimSun" w:cs="Lucida Sans"/>
+          <w:sz w:val="24"/>
+          <w:szCs w:val="24"/>
+        </w:rPr>
+      </w:pPr>
+      <w:r>
+        <w:rPr>
+          <w:rStyle w:val="SourceText"/>
+          <w:rFonts w:ascii="Liberation Sans" w:hAnsi="Liberation Sans"/>
+          <w:sz w:val="24"/>
+          <w:szCs w:val="24"/>
+        </w:rPr>
+        <w:t>"C:\Users\Scot Thomson\AppData\Roaming\Blender Foundation\Blender\5.1\scripts\addons\qc_checker"</w:t>
+      </w:r>
+    </w:p>
+    <w:p>
+      <w:pPr>
+        <w:pStyle w:val="PreformattedText"/>
+        <w:spacing w:lineRule="auto" w:line="276" w:before="0" w:after="140"/>
+        <w:rPr>
+          <w:rFonts w:ascii="Liberation Sans" w:hAnsi="Liberation Sans" w:eastAsia="NSimSun" w:cs="Lucida Sans"/>
+          <w:sz w:val="24"/>
+          <w:szCs w:val="24"/>
+        </w:rPr>
+      </w:pPr>
+      <w:r>
+        <w:rPr>
+          <w:rFonts w:eastAsia="NSimSun" w:cs="Lucida Sans" w:ascii="Liberation Sans" w:hAnsi="Liberation Sans"/>
+          <w:sz w:val="24"/>
+          <w:szCs w:val="24"/>
+        </w:rPr>
+      </w:r>
+    </w:p>
+    <w:p>
+      <w:pPr>
+        <w:pStyle w:val="PreformattedText"/>
+        <w:spacing w:lineRule="auto" w:line="276" w:before="0" w:after="140"/>
+        <w:rPr>
+          <w:rFonts w:ascii="Liberation Sans" w:hAnsi="Liberation Sans" w:eastAsia="NSimSun" w:cs="Lucida Sans"/>
+          <w:sz w:val="24"/>
+          <w:szCs w:val="24"/>
+        </w:rPr>
+      </w:pPr>
+      <w:r>
+        <w:rPr>
+          <w:rStyle w:val="SourceText"/>
+          <w:rFonts w:ascii="Liberation Sans" w:hAnsi="Liberation Sans"/>
+          <w:sz w:val="24"/>
+          <w:szCs w:val="24"/>
+        </w:rPr>
+        <w:t>mklink /D ^</w:t>
+      </w:r>
+    </w:p>
+    <w:p>
+      <w:pPr>
+        <w:pStyle w:val="PreformattedText"/>
+        <w:spacing w:lineRule="auto" w:line="276" w:before="0" w:after="140"/>
+        <w:rPr>
+          <w:rFonts w:ascii="Liberation Sans" w:hAnsi="Liberation Sans" w:eastAsia="NSimSun" w:cs="Lucida Sans"/>
+          <w:sz w:val="24"/>
+          <w:szCs w:val="24"/>
+        </w:rPr>
+      </w:pPr>
+      <w:r>
+        <w:rPr>
+          <w:rStyle w:val="SourceText"/>
+          <w:rFonts w:ascii="Liberation Sans" w:hAnsi="Liberation Sans"/>
+          <w:sz w:val="24"/>
+          <w:szCs w:val="24"/>
+        </w:rPr>
+        <w:t>"C:\Users\Scot Thomson\AppData\Roaming\Blender Foundation\Blender\5.1\scripts\addons\qc_checker" ^</w:t>
+      </w:r>
+    </w:p>
+    <w:p>
+      <w:pPr>
+        <w:pStyle w:val="PreformattedText"/>
+        <w:spacing w:lineRule="auto" w:line="276" w:before="0" w:after="140"/>
+        <w:rPr>
+          <w:rFonts w:ascii="Liberation Sans" w:hAnsi="Liberation Sans" w:eastAsia="NSimSun" w:cs="Lucida Sans"/>
+          <w:sz w:val="24"/>
+          <w:szCs w:val="24"/>
+        </w:rPr>
+      </w:pPr>
+      <w:r>
+        <w:rPr>
+          <w:rStyle w:val="SourceText"/>
+          <w:rFonts w:ascii="Liberation Sans" w:hAnsi="Liberation Sans"/>
+          <w:sz w:val="24"/>
+          <w:szCs w:val="24"/>
+        </w:rPr>
+        <w:t>"C:\Users\Scot Thomson\Documents\scriptronaut\qc_checker\dev\qc_checker_core"</w:t>
+      </w:r>
+    </w:p>
+    <w:p>
+      <w:pPr>
+        <w:pStyle w:val="PreformattedText"/>
+        <w:spacing w:lineRule="auto" w:line="276" w:before="0" w:after="140"/>
+        <w:rPr>
+          <w:rFonts w:ascii="Liberation Sans" w:hAnsi="Liberation Sans" w:eastAsia="NSimSun" w:cs="Lucida Sans"/>
+          <w:sz w:val="24"/>
+          <w:szCs w:val="24"/>
+        </w:rPr>
+      </w:pPr>
+      <w:r>
+        <w:rPr>
+          <w:rFonts w:eastAsia="NSimSun" w:cs="Lucida Sans" w:ascii="Liberation Sans" w:hAnsi="Liberation Sans"/>
+          <w:sz w:val="24"/>
+          <w:szCs w:val="24"/>
+        </w:rPr>
+      </w:r>
+    </w:p>
+    <w:p>
+      <w:pPr>
+        <w:pStyle w:val="PreformattedText"/>
+        <w:spacing w:lineRule="auto" w:line="276" w:before="0" w:after="140"/>
+        <w:rPr>
+          <w:rFonts w:ascii="Liberation Sans" w:hAnsi="Liberation Sans" w:eastAsia="NSimSun" w:cs="Lucida Sans"/>
+          <w:sz w:val="24"/>
+          <w:szCs w:val="24"/>
+        </w:rPr>
+      </w:pPr>
+      <w:r>
+        <w:rPr>
+          <w:rStyle w:val="SourceText"/>
+          <w:rFonts w:ascii="Liberation Sans" w:hAnsi="Liberation Sans"/>
+          <w:sz w:val="24"/>
+          <w:szCs w:val="24"/>
+        </w:rPr>
+        <w:t>pause</w:t>
+      </w:r>
+    </w:p>
+    <w:p>
+      <w:pPr>
+        <w:pStyle w:val="BodyText"/>
+        <w:rPr>
+          <w:rFonts w:ascii="Liberation Sans" w:hAnsi="Liberation Sans"/>
+        </w:rPr>
+      </w:pPr>
+      <w:r>
+        <w:rPr>
+          <w:rFonts w:ascii="Liberation Sans" w:hAnsi="Liberation Sans"/>
+        </w:rPr>
+        <w:t xml:space="preserve">and </w:t>
+      </w:r>
+      <w:r>
+        <w:rPr>
+          <w:rStyle w:val="SourceText"/>
+          <w:rFonts w:ascii="Liberation Sans" w:hAnsi="Liberation Sans"/>
+        </w:rPr>
+        <w:t>dev_pro.bat</w:t>
+      </w:r>
+      <w:r>
+        <w:rPr>
+          <w:rFonts w:ascii="Liberation Sans" w:hAnsi="Liberation Sans"/>
+        </w:rPr>
+        <w:t xml:space="preserve"> would point it at:</w:t>
+      </w:r>
+    </w:p>
+    <w:p>
+      <w:pPr>
+        <w:pStyle w:val="PreformattedText"/>
+        <w:spacing w:lineRule="auto" w:line="276" w:before="0" w:after="140"/>
+        <w:rPr>
+          <w:rFonts w:ascii="Liberation Sans" w:hAnsi="Liberation Sans" w:eastAsia="NSimSun" w:cs="Lucida Sans"/>
+          <w:sz w:val="24"/>
+          <w:szCs w:val="24"/>
+        </w:rPr>
+      </w:pPr>
+      <w:r>
+        <w:rPr>
+          <w:rStyle w:val="SourceText"/>
+          <w:rFonts w:ascii="Liberation Sans" w:hAnsi="Liberation Sans"/>
+          <w:sz w:val="24"/>
+          <w:szCs w:val="24"/>
+        </w:rPr>
+        <w:t>dev\qc_checker_pro</w:t>
+      </w:r>
+    </w:p>
+    <w:p>
+      <w:pPr>
+        <w:pStyle w:val="BodyText"/>
+        <w:rPr>
+          <w:rFonts w:ascii="Liberation Sans" w:hAnsi="Liberation Sans"/>
+        </w:rPr>
+      </w:pPr>
+      <w:r>
+        <w:rPr>
+          <w:rFonts w:ascii="Liberation Sans" w:hAnsi="Liberation Sans"/>
+        </w:rPr>
+        <w:t>There’s one more thing I’d add: make the build script support a development mode, for example:</w:t>
+      </w:r>
+    </w:p>
+    <w:p>
+      <w:pPr>
+        <w:pStyle w:val="PreformattedText"/>
+        <w:spacing w:lineRule="auto" w:line="276" w:before="0" w:after="140"/>
+        <w:rPr>
+          <w:rFonts w:ascii="Liberation Sans" w:hAnsi="Liberation Sans" w:eastAsia="NSimSun" w:cs="Lucida Sans"/>
+          <w:sz w:val="24"/>
+          <w:szCs w:val="24"/>
+        </w:rPr>
+      </w:pPr>
+      <w:r>
+        <w:rPr>
+          <w:rStyle w:val="SourceText"/>
+          <w:rFonts w:ascii="Liberation Sans" w:hAnsi="Liberation Sans"/>
+          <w:sz w:val="24"/>
+          <w:szCs w:val="24"/>
+        </w:rPr>
+        <w:t>python build_products.py --dev core</w:t>
+      </w:r>
+    </w:p>
+    <w:p>
+      <w:pPr>
+        <w:pStyle w:val="BodyText"/>
+        <w:rPr>
+          <w:rFonts w:ascii="Liberation Sans" w:hAnsi="Liberation Sans"/>
+        </w:rPr>
+      </w:pPr>
+      <w:r>
+        <w:rPr>
+          <w:rFonts w:ascii="Liberation Sans" w:hAnsi="Liberation Sans"/>
+        </w:rPr>
+        <w:t>or:</w:t>
+      </w:r>
+    </w:p>
+    <w:p>
+      <w:pPr>
+        <w:pStyle w:val="PreformattedText"/>
+        <w:spacing w:lineRule="auto" w:line="276" w:before="0" w:after="140"/>
+        <w:rPr>
+          <w:rFonts w:ascii="Liberation Sans" w:hAnsi="Liberation Sans" w:eastAsia="NSimSun" w:cs="Lucida Sans"/>
+          <w:sz w:val="24"/>
+          <w:szCs w:val="24"/>
+        </w:rPr>
+      </w:pPr>
+      <w:r>
+        <w:rPr>
+          <w:rStyle w:val="SourceText"/>
+          <w:rFonts w:ascii="Liberation Sans" w:hAnsi="Liberation Sans"/>
+          <w:sz w:val="24"/>
+          <w:szCs w:val="24"/>
+        </w:rPr>
+        <w:t>python build_products.py --dev pro</w:t>
+      </w:r>
+    </w:p>
+    <w:p>
+      <w:pPr>
+        <w:pStyle w:val="BodyText"/>
+        <w:rPr>
+          <w:rFonts w:ascii="Liberation Sans" w:hAnsi="Liberation Sans"/>
+        </w:rPr>
+      </w:pPr>
+      <w:r>
+        <w:rPr>
+          <w:rFonts w:ascii="Liberation Sans" w:hAnsi="Liberation Sans"/>
+        </w:rPr>
+        <w:t>Then your workflow becomes:</w:t>
+      </w:r>
+    </w:p>
+    <w:p>
+      <w:pPr>
+        <w:pStyle w:val="PreformattedText"/>
+        <w:spacing w:lineRule="auto" w:line="276" w:before="0" w:after="140"/>
+        <w:rPr>
+          <w:rFonts w:ascii="Liberation Sans" w:hAnsi="Liberation Sans" w:eastAsia="NSimSun" w:cs="Lucida Sans"/>
+          <w:sz w:val="24"/>
+          <w:szCs w:val="24"/>
+        </w:rPr>
+      </w:pPr>
+      <w:r>
+        <w:rPr>
+          <w:rStyle w:val="SourceText"/>
+          <w:rFonts w:ascii="Liberation Sans" w:hAnsi="Liberation Sans"/>
+          <w:sz w:val="24"/>
+          <w:szCs w:val="24"/>
+        </w:rPr>
+        <w:t>edit shared source</w:t>
+      </w:r>
+    </w:p>
+    <w:p>
+      <w:pPr>
+        <w:pStyle w:val="PreformattedText"/>
+        <w:spacing w:lineRule="auto" w:line="276" w:before="0" w:after="140"/>
+        <w:rPr>
+          <w:rFonts w:ascii="Liberation Sans" w:hAnsi="Liberation Sans" w:eastAsia="NSimSun" w:cs="Lucida Sans"/>
+          <w:sz w:val="24"/>
+          <w:szCs w:val="24"/>
+        </w:rPr>
+      </w:pPr>
+      <w:r>
+        <w:rPr>
+          <w:rStyle w:val="SourceText"/>
+          <w:rFonts w:ascii="Liberation Sans" w:hAnsi="Liberation Sans"/>
+          <w:sz w:val="24"/>
+          <w:szCs w:val="24"/>
+        </w:rPr>
+        <w:t xml:space="preserve">        ↓</w:t>
+      </w:r>
+    </w:p>
+    <w:p>
+      <w:pPr>
+        <w:pStyle w:val="PreformattedText"/>
+        <w:spacing w:lineRule="auto" w:line="276" w:before="0" w:after="140"/>
+        <w:rPr>
+          <w:rFonts w:ascii="Liberation Sans" w:hAnsi="Liberation Sans" w:eastAsia="NSimSun" w:cs="Lucida Sans"/>
+          <w:sz w:val="24"/>
+          <w:szCs w:val="24"/>
+        </w:rPr>
+      </w:pPr>
+      <w:r>
+        <w:rPr>
+          <w:rStyle w:val="SourceText"/>
+          <w:rFonts w:ascii="Liberation Sans" w:hAnsi="Liberation Sans"/>
+          <w:sz w:val="24"/>
+          <w:szCs w:val="24"/>
+        </w:rPr>
+        <w:t>run build_products.py --dev pro</w:t>
+      </w:r>
+    </w:p>
+    <w:p>
+      <w:pPr>
+        <w:pStyle w:val="PreformattedText"/>
+        <w:spacing w:lineRule="auto" w:line="276" w:before="0" w:after="140"/>
+        <w:rPr>
+          <w:rFonts w:ascii="Liberation Sans" w:hAnsi="Liberation Sans" w:eastAsia="NSimSun" w:cs="Lucida Sans"/>
+          <w:sz w:val="24"/>
+          <w:szCs w:val="24"/>
+        </w:rPr>
+      </w:pPr>
+      <w:r>
+        <w:rPr>
+          <w:rStyle w:val="SourceText"/>
+          <w:rFonts w:ascii="Liberation Sans" w:hAnsi="Liberation Sans"/>
+          <w:sz w:val="24"/>
+          <w:szCs w:val="24"/>
+        </w:rPr>
+        <w:t xml:space="preserve">        ↓</w:t>
+      </w:r>
+    </w:p>
+    <w:p>
+      <w:pPr>
+        <w:pStyle w:val="PreformattedText"/>
+        <w:spacing w:lineRule="auto" w:line="276" w:before="0" w:after="140"/>
+        <w:rPr>
+          <w:rFonts w:ascii="Liberation Sans" w:hAnsi="Liberation Sans" w:eastAsia="NSimSun" w:cs="Lucida Sans"/>
+          <w:sz w:val="24"/>
+          <w:szCs w:val="24"/>
+        </w:rPr>
+      </w:pPr>
+      <w:r>
+        <w:rPr>
+          <w:rStyle w:val="SourceText"/>
+          <w:rFonts w:ascii="Liberation Sans" w:hAnsi="Liberation Sans"/>
+          <w:sz w:val="24"/>
+          <w:szCs w:val="24"/>
+        </w:rPr>
+        <w:t>Blender symlink already points at dev\qc_checker_pro</w:t>
+      </w:r>
+    </w:p>
+    <w:p>
+      <w:pPr>
+        <w:pStyle w:val="PreformattedText"/>
+        <w:spacing w:lineRule="auto" w:line="276" w:before="0" w:after="140"/>
+        <w:rPr>
+          <w:rFonts w:ascii="Liberation Sans" w:hAnsi="Liberation Sans" w:eastAsia="NSimSun" w:cs="Lucida Sans"/>
+          <w:sz w:val="24"/>
+          <w:szCs w:val="24"/>
+        </w:rPr>
+      </w:pPr>
+      <w:r>
+        <w:rPr>
+          <w:rStyle w:val="SourceText"/>
+          <w:rFonts w:ascii="Liberation Sans" w:hAnsi="Liberation Sans"/>
+          <w:sz w:val="24"/>
+          <w:szCs w:val="24"/>
+        </w:rPr>
+        <w:t xml:space="preserve">        ↓</w:t>
+      </w:r>
+    </w:p>
+    <w:p>
+      <w:pPr>
+        <w:pStyle w:val="PreformattedText"/>
+        <w:spacing w:lineRule="auto" w:line="276" w:before="0" w:after="140"/>
+        <w:rPr>
+          <w:rFonts w:ascii="Liberation Sans" w:hAnsi="Liberation Sans" w:eastAsia="NSimSun" w:cs="Lucida Sans"/>
+          <w:sz w:val="24"/>
+          <w:szCs w:val="24"/>
+        </w:rPr>
+      </w:pPr>
+      <w:r>
+        <w:rPr>
+          <w:rStyle w:val="SourceText"/>
+          <w:rFonts w:ascii="Liberation Sans" w:hAnsi="Liberation Sans"/>
+          <w:sz w:val="24"/>
+          <w:szCs w:val="24"/>
+        </w:rPr>
+        <w:t>reload scripts / restart Blender</w:t>
+      </w:r>
+    </w:p>
+    <w:p>
+      <w:pPr>
+        <w:pStyle w:val="PreformattedText"/>
+        <w:spacing w:lineRule="auto" w:line="276" w:before="0" w:after="140"/>
+        <w:rPr>
+          <w:rFonts w:ascii="Liberation Sans" w:hAnsi="Liberation Sans" w:eastAsia="NSimSun" w:cs="Lucida Sans"/>
+          <w:sz w:val="24"/>
+          <w:szCs w:val="24"/>
+        </w:rPr>
+      </w:pPr>
+      <w:r>
+        <w:rPr>
+          <w:rStyle w:val="SourceText"/>
+          <w:rFonts w:ascii="Liberation Sans" w:hAnsi="Liberation Sans"/>
+          <w:sz w:val="24"/>
+          <w:szCs w:val="24"/>
+        </w:rPr>
+        <w:t xml:space="preserve">        ↓</w:t>
+      </w:r>
+    </w:p>
+    <w:p>
+      <w:pPr>
+        <w:pStyle w:val="PreformattedText"/>
+        <w:spacing w:lineRule="auto" w:line="276" w:before="0" w:after="140"/>
+        <w:rPr>
+          <w:rFonts w:ascii="Liberation Sans" w:hAnsi="Liberation Sans" w:eastAsia="NSimSun" w:cs="Lucida Sans"/>
+          <w:sz w:val="24"/>
+          <w:szCs w:val="24"/>
+        </w:rPr>
+      </w:pPr>
+      <w:r>
+        <w:rPr>
+          <w:rStyle w:val="SourceText"/>
+          <w:rFonts w:ascii="Liberation Sans" w:hAnsi="Liberation Sans"/>
+          <w:sz w:val="24"/>
+          <w:szCs w:val="24"/>
+        </w:rPr>
+        <w:t>test</w:t>
+      </w:r>
+    </w:p>
+    <w:p>
+      <w:pPr>
+        <w:pStyle w:val="BodyText"/>
+        <w:rPr>
+          <w:rFonts w:ascii="Liberation Sans" w:hAnsi="Liberation Sans"/>
+        </w:rPr>
+      </w:pPr>
+      <w:r>
+        <w:rPr>
+          <w:rFonts w:ascii="Liberation Sans" w:hAnsi="Liberation Sans"/>
+        </w:rPr>
+        <w:t xml:space="preserve">You could even have the dev build use </w:t>
+      </w:r>
+      <w:r>
+        <w:rPr>
+          <w:rStyle w:val="Strong"/>
+          <w:rFonts w:ascii="Liberation Sans" w:hAnsi="Liberation Sans"/>
+        </w:rPr>
+        <w:t>directory junctions/symlinks internally</w:t>
+      </w:r>
+      <w:r>
+        <w:rPr>
+          <w:rFonts w:ascii="Liberation Sans" w:hAnsi="Liberation Sans"/>
+        </w:rPr>
+        <w:t xml:space="preserve"> instead of physically copying shared files, so edits to </w:t>
+      </w:r>
+      <w:r>
+        <w:rPr>
+          <w:rStyle w:val="SourceText"/>
+          <w:rFonts w:ascii="Liberation Sans" w:hAnsi="Liberation Sans"/>
+        </w:rPr>
+        <w:t>shared\scriptronaut_qc</w:t>
+      </w:r>
+      <w:r>
+        <w:rPr>
+          <w:rFonts w:ascii="Liberation Sans" w:hAnsi="Liberation Sans"/>
+        </w:rPr>
+        <w:t xml:space="preserve"> are reflected immediately in both Core and Pro dev builds.</w:t>
+      </w:r>
+    </w:p>
+    <w:p>
+      <w:pPr>
+        <w:pStyle w:val="BodyText"/>
+        <w:rPr>
+          <w:rFonts w:ascii="Liberation Sans" w:hAnsi="Liberation Sans"/>
+        </w:rPr>
+      </w:pPr>
+      <w:r>
+        <w:rPr>
+          <w:rFonts w:ascii="Liberation Sans" w:hAnsi="Liberation Sans"/>
+        </w:rPr>
+        <w:t>For example, conceptually:</w:t>
+      </w:r>
+    </w:p>
+    <w:p>
+      <w:pPr>
+        <w:pStyle w:val="PreformattedText"/>
+        <w:spacing w:lineRule="auto" w:line="276" w:before="0" w:after="140"/>
+        <w:rPr>
+          <w:rFonts w:ascii="Liberation Sans" w:hAnsi="Liberation Sans" w:eastAsia="NSimSun" w:cs="Lucida Sans"/>
+          <w:sz w:val="24"/>
+          <w:szCs w:val="24"/>
+        </w:rPr>
+      </w:pPr>
+      <w:r>
+        <w:rPr>
+          <w:rStyle w:val="SourceText"/>
+          <w:rFonts w:ascii="Liberation Sans" w:hAnsi="Liberation Sans"/>
+          <w:sz w:val="24"/>
+          <w:szCs w:val="24"/>
+        </w:rPr>
+        <w:t>dev\qc_checker_core\</w:t>
+      </w:r>
+    </w:p>
+    <w:p>
+      <w:pPr>
+        <w:pStyle w:val="PreformattedText"/>
+        <w:spacing w:lineRule="auto" w:line="276" w:before="0" w:after="140"/>
+        <w:rPr>
+          <w:rFonts w:ascii="Liberation Sans" w:hAnsi="Liberation Sans" w:eastAsia="NSimSun" w:cs="Lucida Sans"/>
+          <w:sz w:val="24"/>
+          <w:szCs w:val="24"/>
+        </w:rPr>
+      </w:pPr>
+      <w:r>
+        <w:rPr>
+          <w:rStyle w:val="SourceText"/>
+          <w:rFonts w:ascii="Liberation Sans" w:hAnsi="Liberation Sans"/>
+          <w:sz w:val="24"/>
+          <w:szCs w:val="24"/>
+        </w:rPr>
+        <w:t xml:space="preserve">    </w:t>
+      </w:r>
+      <w:r>
+        <w:rPr>
+          <w:rStyle w:val="SourceText"/>
+          <w:rFonts w:ascii="Liberation Sans" w:hAnsi="Liberation Sans"/>
+          <w:sz w:val="24"/>
+          <w:szCs w:val="24"/>
+        </w:rPr>
+        <w:t>scriptronaut_qc  -&gt; shared\scriptronaut_qc</w:t>
+      </w:r>
+    </w:p>
+    <w:p>
+      <w:pPr>
+        <w:pStyle w:val="PreformattedText"/>
+        <w:spacing w:lineRule="auto" w:line="276" w:before="0" w:after="140"/>
+        <w:rPr>
+          <w:rFonts w:ascii="Liberation Sans" w:hAnsi="Liberation Sans" w:eastAsia="NSimSun" w:cs="Lucida Sans"/>
+          <w:sz w:val="24"/>
+          <w:szCs w:val="24"/>
+        </w:rPr>
+      </w:pPr>
+      <w:r>
+        <w:rPr>
+          <w:rStyle w:val="SourceText"/>
+          <w:rFonts w:ascii="Liberation Sans" w:hAnsi="Liberation Sans"/>
+          <w:sz w:val="24"/>
+          <w:szCs w:val="24"/>
+        </w:rPr>
+        <w:t xml:space="preserve">    </w:t>
+      </w:r>
+      <w:r>
+        <w:rPr>
+          <w:rStyle w:val="SourceText"/>
+          <w:rFonts w:ascii="Liberation Sans" w:hAnsi="Liberation Sans"/>
+          <w:sz w:val="24"/>
+          <w:szCs w:val="24"/>
+        </w:rPr>
+        <w:t>checks           -&gt; shared\checks</w:t>
+      </w:r>
+    </w:p>
+    <w:p>
+      <w:pPr>
+        <w:pStyle w:val="BodyText"/>
+        <w:rPr>
+          <w:rFonts w:ascii="Liberation Sans" w:hAnsi="Liberation Sans"/>
+        </w:rPr>
+      </w:pPr>
+      <w:r>
+        <w:rPr>
+          <w:rFonts w:ascii="Liberation Sans" w:hAnsi="Liberation Sans"/>
+        </w:rPr>
+        <w:t>and:</w:t>
+      </w:r>
+    </w:p>
+    <w:p>
+      <w:pPr>
+        <w:pStyle w:val="PreformattedText"/>
+        <w:spacing w:lineRule="auto" w:line="276" w:before="0" w:after="140"/>
+        <w:rPr>
+          <w:rFonts w:ascii="Liberation Sans" w:hAnsi="Liberation Sans" w:eastAsia="NSimSun" w:cs="Lucida Sans"/>
+          <w:sz w:val="24"/>
+          <w:szCs w:val="24"/>
+        </w:rPr>
+      </w:pPr>
+      <w:r>
+        <w:rPr>
+          <w:rStyle w:val="SourceText"/>
+          <w:rFonts w:ascii="Liberation Sans" w:hAnsi="Liberation Sans"/>
+          <w:sz w:val="24"/>
+          <w:szCs w:val="24"/>
+        </w:rPr>
+        <w:t>dev\qc_checker_pro\</w:t>
+      </w:r>
+    </w:p>
+    <w:p>
+      <w:pPr>
+        <w:pStyle w:val="PreformattedText"/>
+        <w:spacing w:lineRule="auto" w:line="276" w:before="0" w:after="140"/>
+        <w:rPr>
+          <w:rFonts w:ascii="Liberation Sans" w:hAnsi="Liberation Sans" w:eastAsia="NSimSun" w:cs="Lucida Sans"/>
+          <w:sz w:val="24"/>
+          <w:szCs w:val="24"/>
+        </w:rPr>
+      </w:pPr>
+      <w:r>
+        <w:rPr>
+          <w:rStyle w:val="SourceText"/>
+          <w:rFonts w:ascii="Liberation Sans" w:hAnsi="Liberation Sans"/>
+          <w:sz w:val="24"/>
+          <w:szCs w:val="24"/>
+        </w:rPr>
+        <w:t xml:space="preserve">    </w:t>
+      </w:r>
+      <w:r>
+        <w:rPr>
+          <w:rStyle w:val="SourceText"/>
+          <w:rFonts w:ascii="Liberation Sans" w:hAnsi="Liberation Sans"/>
+          <w:sz w:val="24"/>
+          <w:szCs w:val="24"/>
+        </w:rPr>
+        <w:t>scriptronaut_qc  -&gt; shared\scriptronaut_qc</w:t>
+      </w:r>
+    </w:p>
+    <w:p>
+      <w:pPr>
+        <w:pStyle w:val="PreformattedText"/>
+        <w:spacing w:lineRule="auto" w:line="276" w:before="0" w:after="140"/>
+        <w:rPr>
+          <w:rFonts w:ascii="Liberation Sans" w:hAnsi="Liberation Sans" w:eastAsia="NSimSun" w:cs="Lucida Sans"/>
+          <w:sz w:val="24"/>
+          <w:szCs w:val="24"/>
+        </w:rPr>
+      </w:pPr>
+      <w:r>
+        <w:rPr>
+          <w:rStyle w:val="SourceText"/>
+          <w:rFonts w:ascii="Liberation Sans" w:hAnsi="Liberation Sans"/>
+          <w:sz w:val="24"/>
+          <w:szCs w:val="24"/>
+        </w:rPr>
+        <w:t xml:space="preserve">    </w:t>
+      </w:r>
+      <w:r>
+        <w:rPr>
+          <w:rStyle w:val="SourceText"/>
+          <w:rFonts w:ascii="Liberation Sans" w:hAnsi="Liberation Sans"/>
+          <w:sz w:val="24"/>
+          <w:szCs w:val="24"/>
+        </w:rPr>
+        <w:t>checks           -&gt; generated/merged Core + Pro checks</w:t>
+      </w:r>
+    </w:p>
+    <w:p>
+      <w:pPr>
+        <w:pStyle w:val="BodyText"/>
+        <w:rPr>
+          <w:rFonts w:ascii="Liberation Sans" w:hAnsi="Liberation Sans"/>
+        </w:rPr>
+      </w:pPr>
+      <w:r>
+        <w:rPr>
+          <w:rFonts w:ascii="Liberation Sans" w:hAnsi="Liberation Sans"/>
+        </w:rPr>
+        <w:t xml:space="preserve">I would not overcomplicate that part immediately, though. A small build script that copies the source into </w:t>
+      </w:r>
+      <w:r>
+        <w:rPr>
+          <w:rStyle w:val="SourceText"/>
+          <w:rFonts w:ascii="Liberation Sans" w:hAnsi="Liberation Sans"/>
+        </w:rPr>
+        <w:t>dev\</w:t>
+      </w:r>
+      <w:r>
+        <w:rPr>
+          <w:rFonts w:ascii="Liberation Sans" w:hAnsi="Liberation Sans"/>
+        </w:rPr>
+        <w:t xml:space="preserve"> is easier to debug at first.</w:t>
+      </w:r>
+    </w:p>
+    <w:p>
+      <w:pPr>
+        <w:pStyle w:val="BodyText"/>
+        <w:rPr>
+          <w:rFonts w:ascii="Liberation Sans" w:hAnsi="Liberation Sans"/>
+        </w:rPr>
+      </w:pPr>
+      <w:r>
+        <w:rPr>
+          <w:rFonts w:ascii="Liberation Sans" w:hAnsi="Liberation Sans"/>
+        </w:rPr>
+        <w:t xml:space="preserve">The key idea is: </w:t>
+      </w:r>
+      <w:r>
+        <w:rPr>
+          <w:rStyle w:val="Strong"/>
+          <w:rFonts w:ascii="Liberation Sans" w:hAnsi="Liberation Sans"/>
+        </w:rPr>
+        <w:t>your Git repo becomes source-oriented, while Blender points at a generated product-oriented development folder.</w:t>
+      </w:r>
+      <w:r>
+        <w:rPr>
+          <w:rFonts w:ascii="Liberation Sans" w:hAnsi="Liberation Sans"/>
+        </w:rPr>
+        <w:t xml:space="preserve"> That lets you test Core and Pro exactly as customers will receive them without maintaining two separate codebases.</w:t>
+      </w:r>
+    </w:p>
+    <w:p>
+      <w:pPr>
+        <w:pStyle w:val="BodyText"/>
+        <w:rPr>
+          <w:rFonts w:ascii="Liberation Sans" w:hAnsi="Liberation Sans"/>
+        </w:rPr>
+      </w:pPr>
+      <w:r>
+        <w:rPr>
+          <w:rFonts w:ascii="Liberation Sans" w:hAnsi="Liberation Sans"/>
+        </w:rPr>
+        <w:t>And your existing pack tests still work with this. Packs remain independently installed add-ons and register into whichever QC product—Core or Pro—is currently linked into Blender.</w:t>
       </w:r>
     </w:p>
     <w:p>
@@ -333,6 +2564,134 @@
     </w:sectPr>
   </w:body>
 </w:document>
+</file>
+
+<file path=word/numbering.xml><?xml version="1.0" encoding="utf-8"?>
+<w:numbering xmlns:w="http://schemas.openxmlformats.org/wordprocessingml/2006/main" xmlns:o="urn:schemas-microsoft-com:office:office" xmlns:r="http://schemas.openxmlformats.org/officeDocument/2006/relationships" xmlns:v="urn:schemas-microsoft-com:vml" xmlns:mc="http://schemas.openxmlformats.org/markup-compatibility/2006" xmlns:w14="http://schemas.microsoft.com/office/word/2010/wordml" mc:Ignorable="w14">
+  <w:abstractNum w:abstractNumId="1">
+    <w:lvl w:ilvl="0">
+      <w:start w:val="1"/>
+      <w:numFmt w:val="none"/>
+      <w:pStyle w:val="Heading1"/>
+      <w:suff w:val="nothing"/>
+      <w:lvlText w:val=""/>
+      <w:lvlJc w:val="start"/>
+      <w:pPr>
+        <w:tabs>
+          <w:tab w:val="num" w:pos="0"/>
+        </w:tabs>
+        <w:ind w:start="0" w:hanging="0"/>
+      </w:pPr>
+    </w:lvl>
+    <w:lvl w:ilvl="1">
+      <w:start w:val="1"/>
+      <w:numFmt w:val="none"/>
+      <w:suff w:val="nothing"/>
+      <w:lvlText w:val=""/>
+      <w:lvlJc w:val="start"/>
+      <w:pPr>
+        <w:tabs>
+          <w:tab w:val="num" w:pos="0"/>
+        </w:tabs>
+        <w:ind w:start="0" w:hanging="0"/>
+      </w:pPr>
+    </w:lvl>
+    <w:lvl w:ilvl="2">
+      <w:start w:val="1"/>
+      <w:numFmt w:val="none"/>
+      <w:suff w:val="nothing"/>
+      <w:lvlText w:val=""/>
+      <w:lvlJc w:val="start"/>
+      <w:pPr>
+        <w:tabs>
+          <w:tab w:val="num" w:pos="0"/>
+        </w:tabs>
+        <w:ind w:start="0" w:hanging="0"/>
+      </w:pPr>
+    </w:lvl>
+    <w:lvl w:ilvl="3">
+      <w:start w:val="1"/>
+      <w:numFmt w:val="none"/>
+      <w:suff w:val="nothing"/>
+      <w:lvlText w:val=""/>
+      <w:lvlJc w:val="start"/>
+      <w:pPr>
+        <w:tabs>
+          <w:tab w:val="num" w:pos="0"/>
+        </w:tabs>
+        <w:ind w:start="0" w:hanging="0"/>
+      </w:pPr>
+    </w:lvl>
+    <w:lvl w:ilvl="4">
+      <w:start w:val="1"/>
+      <w:numFmt w:val="none"/>
+      <w:suff w:val="nothing"/>
+      <w:lvlText w:val=""/>
+      <w:lvlJc w:val="start"/>
+      <w:pPr>
+        <w:tabs>
+          <w:tab w:val="num" w:pos="0"/>
+        </w:tabs>
+        <w:ind w:start="0" w:hanging="0"/>
+      </w:pPr>
+    </w:lvl>
+    <w:lvl w:ilvl="5">
+      <w:start w:val="1"/>
+      <w:numFmt w:val="none"/>
+      <w:suff w:val="nothing"/>
+      <w:lvlText w:val=""/>
+      <w:lvlJc w:val="start"/>
+      <w:pPr>
+        <w:tabs>
+          <w:tab w:val="num" w:pos="0"/>
+        </w:tabs>
+        <w:ind w:start="0" w:hanging="0"/>
+      </w:pPr>
+    </w:lvl>
+    <w:lvl w:ilvl="6">
+      <w:start w:val="1"/>
+      <w:numFmt w:val="none"/>
+      <w:suff w:val="nothing"/>
+      <w:lvlText w:val=""/>
+      <w:lvlJc w:val="start"/>
+      <w:pPr>
+        <w:tabs>
+          <w:tab w:val="num" w:pos="0"/>
+        </w:tabs>
+        <w:ind w:start="0" w:hanging="0"/>
+      </w:pPr>
+    </w:lvl>
+    <w:lvl w:ilvl="7">
+      <w:start w:val="1"/>
+      <w:numFmt w:val="none"/>
+      <w:suff w:val="nothing"/>
+      <w:lvlText w:val=""/>
+      <w:lvlJc w:val="start"/>
+      <w:pPr>
+        <w:tabs>
+          <w:tab w:val="num" w:pos="0"/>
+        </w:tabs>
+        <w:ind w:start="0" w:hanging="0"/>
+      </w:pPr>
+    </w:lvl>
+    <w:lvl w:ilvl="8">
+      <w:start w:val="1"/>
+      <w:numFmt w:val="none"/>
+      <w:suff w:val="nothing"/>
+      <w:lvlText w:val=""/>
+      <w:lvlJc w:val="start"/>
+      <w:pPr>
+        <w:tabs>
+          <w:tab w:val="num" w:pos="0"/>
+        </w:tabs>
+        <w:ind w:start="0" w:hanging="0"/>
+      </w:pPr>
+    </w:lvl>
+  </w:abstractNum>
+  <w:num w:numId="1">
+    <w:abstractNumId w:val="1"/>
+  </w:num>
+</w:numbering>
 </file>
 
 <file path=word/styles.xml><?xml version="1.0" encoding="utf-8"?>
@@ -349,7 +2708,6 @@
     </w:rPrDefault>
     <w:pPrDefault>
       <w:pPr>
-        <w:widowControl/>
         <w:suppressAutoHyphens w:val="true"/>
       </w:pPr>
     </w:pPrDefault>
@@ -359,10 +2717,11 @@
     <w:qFormat/>
     <w:pPr>
       <w:widowControl/>
-      <w:kinsoku w:val="true"/>
-      <w:overflowPunct w:val="true"/>
-      <w:autoSpaceDE w:val="true"/>
+      <w:suppressAutoHyphens w:val="true"/>
+      <w:overflowPunct w:val="false"/>
       <w:bidi w:val="0"/>
+      <w:spacing w:before="0" w:after="0"/>
+      <w:jc w:val="start"/>
     </w:pPr>
     <w:rPr>
       <w:rFonts w:ascii="Liberation Serif" w:hAnsi="Liberation Serif" w:eastAsia="NSimSun" w:cs="Lucida Sans"/>
@@ -371,6 +2730,41 @@
       <w:sz w:val="24"/>
       <w:szCs w:val="24"/>
       <w:lang w:val="en-CA" w:eastAsia="zh-CN" w:bidi="hi-IN"/>
+    </w:rPr>
+  </w:style>
+  <w:style w:type="paragraph" w:styleId="Heading1">
+    <w:name w:val="heading 1"/>
+    <w:basedOn w:val="Heading"/>
+    <w:next w:val="BodyText"/>
+    <w:qFormat/>
+    <w:pPr>
+      <w:numPr>
+        <w:ilvl w:val="0"/>
+        <w:numId w:val="1"/>
+      </w:numPr>
+      <w:spacing w:before="240" w:after="120"/>
+      <w:outlineLvl w:val="0"/>
+    </w:pPr>
+    <w:rPr>
+      <w:b/>
+      <w:bCs/>
+      <w:sz w:val="36"/>
+      <w:szCs w:val="36"/>
+    </w:rPr>
+  </w:style>
+  <w:style w:type="character" w:styleId="SourceText">
+    <w:name w:val="Source Text"/>
+    <w:qFormat/>
+    <w:rPr>
+      <w:rFonts w:ascii="Liberation Mono" w:hAnsi="Liberation Mono" w:eastAsia="NSimSun" w:cs="Liberation Mono"/>
+    </w:rPr>
+  </w:style>
+  <w:style w:type="character" w:styleId="Strong">
+    <w:name w:val="Strong"/>
+    <w:qFormat/>
+    <w:rPr>
+      <w:b/>
+      <w:bCs/>
     </w:rPr>
   </w:style>
   <w:style w:type="paragraph" w:styleId="Heading">
@@ -429,6 +2823,19 @@
     </w:pPr>
     <w:rPr>
       <w:rFonts w:cs="Lucida Sans"/>
+    </w:rPr>
+  </w:style>
+  <w:style w:type="paragraph" w:styleId="PreformattedText">
+    <w:name w:val="Preformatted Text"/>
+    <w:basedOn w:val="Normal"/>
+    <w:qFormat/>
+    <w:pPr>
+      <w:spacing w:before="0" w:after="0"/>
+    </w:pPr>
+    <w:rPr>
+      <w:rFonts w:ascii="Liberation Mono" w:hAnsi="Liberation Mono" w:eastAsia="NSimSun" w:cs="Liberation Mono"/>
+      <w:sz w:val="20"/>
+      <w:szCs w:val="20"/>
     </w:rPr>
   </w:style>
 </w:styles>

--- a/documents/versions_of_tool/core_and_pro_framework.docx
+++ b/documents/versions_of_tool/core_and_pro_framework.docx
@@ -5,6 +5,10 @@
     <w:p>
       <w:pPr>
         <w:pStyle w:val="Heading1"/>
+        <w:numPr>
+          <w:ilvl w:val="0"/>
+          <w:numId w:val="1"/>
+        </w:numPr>
         <w:spacing w:before="240" w:after="120"/>
         <w:ind w:hanging="0" w:start="0"/>
         <w:rPr>
@@ -292,6 +296,10 @@
     <w:p>
       <w:pPr>
         <w:pStyle w:val="Heading1"/>
+        <w:numPr>
+          <w:ilvl w:val="0"/>
+          <w:numId w:val="1"/>
+        </w:numPr>
         <w:ind w:hanging="0" w:start="0"/>
         <w:rPr/>
       </w:pPr>
@@ -1004,7 +1012,21 @@
         <w:rPr>
           <w:rFonts w:ascii="Liberation Sans" w:hAnsi="Liberation Sans"/>
         </w:rPr>
-        <w:t>For local testing, I would introduce two generated development folders:</w:t>
+        <w:t>For</w:t>
+      </w:r>
+      <w:r>
+        <w:rPr>
+          <w:rFonts w:ascii="Liberation Sans" w:hAnsi="Liberation Sans"/>
+          <w:b/>
+          <w:bCs/>
+        </w:rPr>
+        <w:t xml:space="preserve"> local testing</w:t>
+      </w:r>
+      <w:r>
+        <w:rPr>
+          <w:rFonts w:ascii="Liberation Sans" w:hAnsi="Liberation Sans"/>
+        </w:rPr>
+        <w:t>, I would introduce two generated development folders:</w:t>
       </w:r>
     </w:p>
     <w:p>
@@ -1459,16 +1481,44 @@
     </w:p>
     <w:p>
       <w:pPr>
-        <w:pStyle w:val="BodyText"/>
-        <w:rPr>
-          <w:rFonts w:ascii="Liberation Sans" w:hAnsi="Liberation Sans"/>
-        </w:rPr>
-      </w:pPr>
-      <w:r>
-        <w:rPr>
-          <w:rFonts w:ascii="Liberation Sans" w:hAnsi="Liberation Sans"/>
-        </w:rPr>
-        <w:t>Then your Blender symlink becomes very simple.</w:t>
+        <w:pStyle w:val="PreformattedText"/>
+        <w:spacing w:lineRule="auto" w:line="276" w:before="0" w:after="140"/>
+        <w:rPr>
+          <w:rFonts w:ascii="Liberation Sans" w:hAnsi="Liberation Sans" w:eastAsia="NSimSun" w:cs="Lucida Sans"/>
+          <w:sz w:val="24"/>
+          <w:szCs w:val="24"/>
+        </w:rPr>
+      </w:pPr>
+      <w:r>
+        <w:rPr/>
+      </w:r>
+    </w:p>
+    <w:p>
+      <w:pPr>
+        <w:pStyle w:val="BodyText"/>
+        <w:rPr>
+          <w:rFonts w:ascii="Liberation Sans" w:hAnsi="Liberation Sans"/>
+        </w:rPr>
+      </w:pPr>
+      <w:r>
+        <w:rPr>
+          <w:rFonts w:ascii="Liberation Sans" w:hAnsi="Liberation Sans"/>
+        </w:rPr>
+        <w:t xml:space="preserve">Then your </w:t>
+      </w:r>
+      <w:r>
+        <w:rPr>
+          <w:rFonts w:ascii="Liberation Sans" w:hAnsi="Liberation Sans"/>
+          <w:b/>
+          <w:bCs/>
+        </w:rPr>
+        <w:t xml:space="preserve">Blender symlink </w:t>
+      </w:r>
+      <w:r>
+        <w:rPr>
+          <w:rFonts w:ascii="Liberation Sans" w:hAnsi="Liberation Sans"/>
+        </w:rPr>
+        <w:t>becomes very simple.</w:t>
       </w:r>
     </w:p>
     <w:p>
@@ -2572,7 +2622,6 @@
     <w:lvl w:ilvl="0">
       <w:start w:val="1"/>
       <w:numFmt w:val="none"/>
-      <w:pStyle w:val="Heading1"/>
       <w:suff w:val="nothing"/>
       <w:lvlText w:val=""/>
       <w:lvlJc w:val="start"/>
@@ -2582,6 +2631,7 @@
         </w:tabs>
         <w:ind w:start="0" w:hanging="0"/>
       </w:pPr>
+      <w:rPr/>
     </w:lvl>
     <w:lvl w:ilvl="1">
       <w:start w:val="1"/>
@@ -2595,6 +2645,7 @@
         </w:tabs>
         <w:ind w:start="0" w:hanging="0"/>
       </w:pPr>
+      <w:rPr/>
     </w:lvl>
     <w:lvl w:ilvl="2">
       <w:start w:val="1"/>
@@ -2608,6 +2659,7 @@
         </w:tabs>
         <w:ind w:start="0" w:hanging="0"/>
       </w:pPr>
+      <w:rPr/>
     </w:lvl>
     <w:lvl w:ilvl="3">
       <w:start w:val="1"/>
@@ -2621,6 +2673,7 @@
         </w:tabs>
         <w:ind w:start="0" w:hanging="0"/>
       </w:pPr>
+      <w:rPr/>
     </w:lvl>
     <w:lvl w:ilvl="4">
       <w:start w:val="1"/>
@@ -2634,6 +2687,7 @@
         </w:tabs>
         <w:ind w:start="0" w:hanging="0"/>
       </w:pPr>
+      <w:rPr/>
     </w:lvl>
     <w:lvl w:ilvl="5">
       <w:start w:val="1"/>
@@ -2647,6 +2701,7 @@
         </w:tabs>
         <w:ind w:start="0" w:hanging="0"/>
       </w:pPr>
+      <w:rPr/>
     </w:lvl>
     <w:lvl w:ilvl="6">
       <w:start w:val="1"/>
@@ -2660,6 +2715,7 @@
         </w:tabs>
         <w:ind w:start="0" w:hanging="0"/>
       </w:pPr>
+      <w:rPr/>
     </w:lvl>
     <w:lvl w:ilvl="7">
       <w:start w:val="1"/>
@@ -2673,6 +2729,7 @@
         </w:tabs>
         <w:ind w:start="0" w:hanging="0"/>
       </w:pPr>
+      <w:rPr/>
     </w:lvl>
     <w:lvl w:ilvl="8">
       <w:start w:val="1"/>
@@ -2686,10 +2743,133 @@
         </w:tabs>
         <w:ind w:start="0" w:hanging="0"/>
       </w:pPr>
+      <w:rPr/>
+    </w:lvl>
+  </w:abstractNum>
+  <w:abstractNum w:abstractNumId="2">
+    <w:lvl w:ilvl="0">
+      <w:start w:val="1"/>
+      <w:numFmt w:val="none"/>
+      <w:suff w:val="nothing"/>
+      <w:lvlText w:val=""/>
+      <w:lvlJc w:val="start"/>
+      <w:pPr>
+        <w:tabs>
+          <w:tab w:val="num" w:pos="0"/>
+        </w:tabs>
+        <w:ind w:start="0" w:hanging="0"/>
+      </w:pPr>
+    </w:lvl>
+    <w:lvl w:ilvl="1">
+      <w:start w:val="1"/>
+      <w:numFmt w:val="none"/>
+      <w:suff w:val="nothing"/>
+      <w:lvlText w:val=""/>
+      <w:lvlJc w:val="start"/>
+      <w:pPr>
+        <w:tabs>
+          <w:tab w:val="num" w:pos="0"/>
+        </w:tabs>
+        <w:ind w:start="0" w:hanging="0"/>
+      </w:pPr>
+    </w:lvl>
+    <w:lvl w:ilvl="2">
+      <w:start w:val="1"/>
+      <w:numFmt w:val="none"/>
+      <w:suff w:val="nothing"/>
+      <w:lvlText w:val=""/>
+      <w:lvlJc w:val="start"/>
+      <w:pPr>
+        <w:tabs>
+          <w:tab w:val="num" w:pos="0"/>
+        </w:tabs>
+        <w:ind w:start="0" w:hanging="0"/>
+      </w:pPr>
+    </w:lvl>
+    <w:lvl w:ilvl="3">
+      <w:start w:val="1"/>
+      <w:numFmt w:val="none"/>
+      <w:suff w:val="nothing"/>
+      <w:lvlText w:val=""/>
+      <w:lvlJc w:val="start"/>
+      <w:pPr>
+        <w:tabs>
+          <w:tab w:val="num" w:pos="0"/>
+        </w:tabs>
+        <w:ind w:start="0" w:hanging="0"/>
+      </w:pPr>
+    </w:lvl>
+    <w:lvl w:ilvl="4">
+      <w:start w:val="1"/>
+      <w:numFmt w:val="none"/>
+      <w:suff w:val="nothing"/>
+      <w:lvlText w:val=""/>
+      <w:lvlJc w:val="start"/>
+      <w:pPr>
+        <w:tabs>
+          <w:tab w:val="num" w:pos="0"/>
+        </w:tabs>
+        <w:ind w:start="0" w:hanging="0"/>
+      </w:pPr>
+    </w:lvl>
+    <w:lvl w:ilvl="5">
+      <w:start w:val="1"/>
+      <w:numFmt w:val="none"/>
+      <w:suff w:val="nothing"/>
+      <w:lvlText w:val=""/>
+      <w:lvlJc w:val="start"/>
+      <w:pPr>
+        <w:tabs>
+          <w:tab w:val="num" w:pos="0"/>
+        </w:tabs>
+        <w:ind w:start="0" w:hanging="0"/>
+      </w:pPr>
+    </w:lvl>
+    <w:lvl w:ilvl="6">
+      <w:start w:val="1"/>
+      <w:numFmt w:val="none"/>
+      <w:suff w:val="nothing"/>
+      <w:lvlText w:val=""/>
+      <w:lvlJc w:val="start"/>
+      <w:pPr>
+        <w:tabs>
+          <w:tab w:val="num" w:pos="0"/>
+        </w:tabs>
+        <w:ind w:start="0" w:hanging="0"/>
+      </w:pPr>
+    </w:lvl>
+    <w:lvl w:ilvl="7">
+      <w:start w:val="1"/>
+      <w:numFmt w:val="none"/>
+      <w:suff w:val="nothing"/>
+      <w:lvlText w:val=""/>
+      <w:lvlJc w:val="start"/>
+      <w:pPr>
+        <w:tabs>
+          <w:tab w:val="num" w:pos="0"/>
+        </w:tabs>
+        <w:ind w:start="0" w:hanging="0"/>
+      </w:pPr>
+    </w:lvl>
+    <w:lvl w:ilvl="8">
+      <w:start w:val="1"/>
+      <w:numFmt w:val="none"/>
+      <w:suff w:val="nothing"/>
+      <w:lvlText w:val=""/>
+      <w:lvlJc w:val="start"/>
+      <w:pPr>
+        <w:tabs>
+          <w:tab w:val="num" w:pos="0"/>
+        </w:tabs>
+        <w:ind w:start="0" w:hanging="0"/>
+      </w:pPr>
     </w:lvl>
   </w:abstractNum>
   <w:num w:numId="1">
     <w:abstractNumId w:val="1"/>
+  </w:num>
+  <w:num w:numId="2">
+    <w:abstractNumId w:val="2"/>
   </w:num>
 </w:numbering>
 </file>
@@ -2718,7 +2898,7 @@
     <w:pPr>
       <w:widowControl/>
       <w:suppressAutoHyphens w:val="true"/>
-      <w:overflowPunct w:val="false"/>
+      <w:overflowPunct w:val="true"/>
       <w:bidi w:val="0"/>
       <w:spacing w:before="0" w:after="0"/>
       <w:jc w:val="start"/>

--- a/documents/versions_of_tool/core_and_pro_framework.docx
+++ b/documents/versions_of_tool/core_and_pro_framework.docx
@@ -1012,6 +1012,19 @@
         <w:rPr>
           <w:rFonts w:ascii="Liberation Sans" w:hAnsi="Liberation Sans"/>
         </w:rPr>
+      </w:r>
+    </w:p>
+    <w:p>
+      <w:pPr>
+        <w:pStyle w:val="BodyText"/>
+        <w:rPr>
+          <w:rFonts w:ascii="Liberation Sans" w:hAnsi="Liberation Sans"/>
+        </w:rPr>
+      </w:pPr>
+      <w:r>
+        <w:rPr>
+          <w:rFonts w:ascii="Liberation Sans" w:hAnsi="Liberation Sans"/>
+        </w:rPr>
         <w:t>For</w:t>
       </w:r>
       <w:r>
@@ -1490,7 +1503,11 @@
         </w:rPr>
       </w:pPr>
       <w:r>
-        <w:rPr/>
+        <w:rPr>
+          <w:rFonts w:eastAsia="NSimSun" w:cs="Lucida Sans" w:ascii="Liberation Sans" w:hAnsi="Liberation Sans"/>
+          <w:sz w:val="24"/>
+          <w:szCs w:val="24"/>
+        </w:rPr>
       </w:r>
     </w:p>
     <w:p>
@@ -2898,7 +2915,7 @@
     <w:pPr>
       <w:widowControl/>
       <w:suppressAutoHyphens w:val="true"/>
-      <w:overflowPunct w:val="true"/>
+      <w:overflowPunct w:val="false"/>
       <w:bidi w:val="0"/>
       <w:spacing w:before="0" w:after="0"/>
       <w:jc w:val="start"/>
